--- a/huynguyen_resume.docx
+++ b/huynguyen_resume.docx
@@ -406,6 +406,222 @@
           <w:sz w:val="18"/>
           <w:szCs w:val="18"/>
         </w:rPr>
+        <w:t>Data Product Development Team Leader</w:t>
+      </w:r>
+      <w:r>
+        <w:rPr>
+          <w:rFonts w:ascii="Tahoma" w:hAnsi="Tahoma" w:cs="Tahoma"/>
+          <w:iCs/>
+          <w:sz w:val="18"/>
+          <w:szCs w:val="18"/>
+        </w:rPr>
+        <w:t xml:space="preserve"> </w:t>
+      </w:r>
+      <w:r>
+        <w:rPr>
+          <w:rFonts w:ascii="Tahoma" w:hAnsi="Tahoma" w:cs="Tahoma"/>
+          <w:iCs/>
+          <w:color w:val="808080" w:themeColor="background1" w:themeShade="80"/>
+          <w:sz w:val="18"/>
+          <w:szCs w:val="18"/>
+        </w:rPr>
+        <w:t>0</w:t>
+      </w:r>
+      <w:r>
+        <w:rPr>
+          <w:rFonts w:ascii="Tahoma" w:hAnsi="Tahoma" w:cs="Tahoma"/>
+          <w:iCs/>
+          <w:color w:val="808080" w:themeColor="background1" w:themeShade="80"/>
+          <w:sz w:val="18"/>
+          <w:szCs w:val="18"/>
+        </w:rPr>
+        <w:t>5</w:t>
+      </w:r>
+      <w:r>
+        <w:rPr>
+          <w:rFonts w:ascii="Tahoma" w:hAnsi="Tahoma" w:cs="Tahoma"/>
+          <w:iCs/>
+          <w:color w:val="808080" w:themeColor="background1" w:themeShade="80"/>
+          <w:sz w:val="18"/>
+          <w:szCs w:val="18"/>
+        </w:rPr>
+        <w:t>/202</w:t>
+      </w:r>
+      <w:r>
+        <w:rPr>
+          <w:rFonts w:ascii="Tahoma" w:hAnsi="Tahoma" w:cs="Tahoma"/>
+          <w:iCs/>
+          <w:color w:val="808080" w:themeColor="background1" w:themeShade="80"/>
+          <w:sz w:val="18"/>
+          <w:szCs w:val="18"/>
+        </w:rPr>
+        <w:t>5</w:t>
+      </w:r>
+      <w:r>
+        <w:rPr>
+          <w:rFonts w:ascii="Tahoma" w:hAnsi="Tahoma" w:cs="Tahoma"/>
+          <w:iCs/>
+          <w:color w:val="808080" w:themeColor="background1" w:themeShade="80"/>
+          <w:sz w:val="18"/>
+          <w:szCs w:val="18"/>
+        </w:rPr>
+        <w:t xml:space="preserve"> – </w:t>
+      </w:r>
+    </w:p>
+    <w:p>
+      <w:pPr>
+        <w:rPr>
+          <w:rFonts w:ascii="Tahoma" w:hAnsi="Tahoma" w:cs="Tahoma"/>
+          <w:b/>
+          <w:iCs/>
+          <w:sz w:val="18"/>
+          <w:szCs w:val="18"/>
+        </w:rPr>
+      </w:pPr>
+      <w:r>
+        <w:rPr>
+          <w:rFonts w:ascii="Tahoma" w:hAnsi="Tahoma" w:cs="Tahoma"/>
+          <w:b/>
+          <w:iCs/>
+          <w:sz w:val="18"/>
+          <w:szCs w:val="18"/>
+        </w:rPr>
+        <w:t>Home Credit Vietnam</w:t>
+      </w:r>
+    </w:p>
+    <w:p>
+      <w:pPr>
+        <w:rPr>
+          <w:rFonts w:ascii="Tahoma" w:hAnsi="Tahoma" w:cs="Tahoma"/>
+          <w:bCs/>
+          <w:iCs/>
+          <w:sz w:val="18"/>
+          <w:szCs w:val="18"/>
+        </w:rPr>
+      </w:pPr>
+      <w:r>
+        <w:rPr>
+          <w:rFonts w:ascii="Tahoma" w:hAnsi="Tahoma" w:cs="Tahoma"/>
+          <w:bCs/>
+          <w:iCs/>
+          <w:sz w:val="18"/>
+          <w:szCs w:val="18"/>
+        </w:rPr>
+        <w:t xml:space="preserve">Skills: </w:t>
+      </w:r>
+      <w:r>
+        <w:rPr>
+          <w:rFonts w:ascii="Tahoma" w:hAnsi="Tahoma" w:cs="Tahoma"/>
+          <w:bCs/>
+          <w:iCs/>
+          <w:sz w:val="18"/>
+          <w:szCs w:val="18"/>
+        </w:rPr>
+        <w:t>Product Development, Data Mesh Architecture, Iceberg, Spark</w:t>
+      </w:r>
+    </w:p>
+    <w:p>
+      <w:pPr>
+        <w:rPr>
+          <w:rFonts w:ascii="Tahoma" w:hAnsi="Tahoma" w:cs="Tahoma"/>
+          <w:iCs/>
+          <w:sz w:val="18"/>
+          <w:szCs w:val="18"/>
+        </w:rPr>
+      </w:pPr>
+      <w:r>
+        <w:rPr>
+          <w:rFonts w:ascii="Tahoma" w:hAnsi="Tahoma" w:cs="Tahoma"/>
+          <w:iCs/>
+          <w:sz w:val="18"/>
+          <w:szCs w:val="18"/>
+        </w:rPr>
+        <w:t xml:space="preserve">- </w:t>
+      </w:r>
+      <w:r>
+        <w:rPr>
+          <w:rFonts w:ascii="Tahoma" w:hAnsi="Tahoma" w:cs="Tahoma"/>
+          <w:iCs/>
+          <w:sz w:val="18"/>
+          <w:szCs w:val="18"/>
+        </w:rPr>
+        <w:t>Lead and mentor agile team of data engineers towards self-organization and empowerment</w:t>
+      </w:r>
+      <w:r>
+        <w:rPr>
+          <w:rFonts w:ascii="Tahoma" w:hAnsi="Tahoma" w:cs="Tahoma"/>
+          <w:iCs/>
+          <w:sz w:val="18"/>
+          <w:szCs w:val="18"/>
+        </w:rPr>
+        <w:t>.</w:t>
+      </w:r>
+    </w:p>
+    <w:p>
+      <w:pPr>
+        <w:rPr>
+          <w:rFonts w:ascii="Tahoma" w:hAnsi="Tahoma" w:cs="Tahoma"/>
+          <w:iCs/>
+          <w:sz w:val="18"/>
+          <w:szCs w:val="18"/>
+        </w:rPr>
+      </w:pPr>
+      <w:r>
+        <w:rPr>
+          <w:rFonts w:ascii="Tahoma" w:hAnsi="Tahoma" w:cs="Tahoma"/>
+          <w:iCs/>
+          <w:sz w:val="18"/>
+          <w:szCs w:val="18"/>
+        </w:rPr>
+        <w:t xml:space="preserve">- </w:t>
+      </w:r>
+      <w:r>
+        <w:rPr>
+          <w:rFonts w:ascii="Tahoma" w:hAnsi="Tahoma" w:cs="Tahoma"/>
+          <w:iCs/>
+          <w:sz w:val="18"/>
+          <w:szCs w:val="18"/>
+        </w:rPr>
+        <w:t>Ensure proper data model design and feasibility of data products, act as a primary contact for technical aspects of data product</w:t>
+      </w:r>
+      <w:r>
+        <w:rPr>
+          <w:rFonts w:ascii="Tahoma" w:hAnsi="Tahoma" w:cs="Tahoma"/>
+          <w:iCs/>
+          <w:sz w:val="18"/>
+          <w:szCs w:val="18"/>
+        </w:rPr>
+        <w:t>.</w:t>
+      </w:r>
+    </w:p>
+    <w:p>
+      <w:pPr>
+        <w:rPr>
+          <w:rFonts w:ascii="Tahoma" w:hAnsi="Tahoma" w:cs="Tahoma"/>
+          <w:iCs/>
+          <w:sz w:val="18"/>
+          <w:szCs w:val="18"/>
+        </w:rPr>
+      </w:pPr>
+    </w:p>
+    <w:p>
+      <w:pPr>
+        <w:rPr>
+          <w:rFonts w:ascii="Tahoma" w:hAnsi="Tahoma" w:cs="Tahoma"/>
+          <w:bCs/>
+          <w:iCs/>
+          <w:sz w:val="18"/>
+          <w:szCs w:val="18"/>
+        </w:rPr>
+      </w:pPr>
+      <w:r>
+        <w:rPr>
+          <w:rFonts w:ascii="Tahoma" w:hAnsi="Tahoma" w:cs="Tahoma"/>
+          <w:b/>
+          <w:iCs/>
+          <w:sz w:val="18"/>
+          <w:szCs w:val="18"/>
+        </w:rPr>
         <w:t>Senior Java Developer</w:t>
       </w:r>
       <w:r>
@@ -427,6 +643,16 @@
         </w:rPr>
         <w:t xml:space="preserve">08/2024 – </w:t>
       </w:r>
+      <w:r>
+        <w:rPr>
+          <w:rFonts w:ascii="Tahoma" w:hAnsi="Tahoma" w:cs="Tahoma"/>
+          <w:iCs/>
+          <w:color w:val="808080" w:themeColor="background1" w:themeShade="80"/>
+          <w:sz w:val="18"/>
+          <w:szCs w:val="18"/>
+        </w:rPr>
+        <w:t>04/2024</w:t>
+      </w:r>
     </w:p>
     <w:p>
       <w:pPr>
@@ -461,9 +687,7 @@
           <w:szCs w:val="18"/>
         </w:rPr>
       </w:pPr>
-    </w:p>
-    <w:p>
-      <w:pPr>
+      <w:r>
         <w:rPr>
           <w:rFonts w:ascii="Tahoma" w:hAnsi="Tahoma" w:cs="Tahoma"/>
           <w:bCs/>
@@ -471,7 +695,9 @@
           <w:sz w:val="18"/>
           <w:szCs w:val="18"/>
         </w:rPr>
-      </w:pPr>
+        <w:t xml:space="preserve">Skills: Java 17, Spring </w:t>
+      </w:r>
+      <w:proofErr w:type="spellStart"/>
       <w:r>
         <w:rPr>
           <w:rFonts w:ascii="Tahoma" w:hAnsi="Tahoma" w:cs="Tahoma"/>
@@ -480,21 +706,199 @@
           <w:sz w:val="18"/>
           <w:szCs w:val="18"/>
         </w:rPr>
-        <w:t xml:space="preserve">Skills: Java 17, Spring </w:t>
+        <w:t>Webflux</w:t>
+      </w:r>
+      <w:proofErr w:type="spellEnd"/>
+      <w:r>
+        <w:rPr>
+          <w:rFonts w:ascii="Tahoma" w:hAnsi="Tahoma" w:cs="Tahoma"/>
+          <w:bCs/>
+          <w:iCs/>
+          <w:sz w:val="18"/>
+          <w:szCs w:val="18"/>
+        </w:rPr>
+        <w:t>, GCP</w:t>
+      </w:r>
+    </w:p>
+    <w:p>
+      <w:pPr>
+        <w:rPr>
+          <w:rFonts w:ascii="Tahoma" w:hAnsi="Tahoma" w:cs="Tahoma"/>
+          <w:iCs/>
+          <w:sz w:val="18"/>
+          <w:szCs w:val="18"/>
+        </w:rPr>
+      </w:pPr>
+      <w:r>
+        <w:rPr>
+          <w:rFonts w:ascii="Tahoma" w:hAnsi="Tahoma" w:cs="Tahoma"/>
+          <w:iCs/>
+          <w:sz w:val="18"/>
+          <w:szCs w:val="18"/>
+        </w:rPr>
+        <w:t xml:space="preserve">- </w:t>
+      </w:r>
+      <w:r>
+        <w:rPr>
+          <w:rFonts w:ascii="Tahoma" w:hAnsi="Tahoma" w:cs="Tahoma"/>
+          <w:iCs/>
+          <w:sz w:val="18"/>
+          <w:szCs w:val="18"/>
+        </w:rPr>
+        <w:t xml:space="preserve">Collaborate closely with the Product Manager to create exceptional (mobile) applications and enhance the overall experience for </w:t>
       </w:r>
       <w:proofErr w:type="spellStart"/>
       <w:r>
         <w:rPr>
           <w:rFonts w:ascii="Tahoma" w:hAnsi="Tahoma" w:cs="Tahoma"/>
+          <w:iCs/>
+          <w:sz w:val="18"/>
+          <w:szCs w:val="18"/>
+        </w:rPr>
+        <w:t>Unifiedpost</w:t>
+      </w:r>
+      <w:proofErr w:type="spellEnd"/>
+      <w:r>
+        <w:rPr>
+          <w:rFonts w:ascii="Tahoma" w:hAnsi="Tahoma" w:cs="Tahoma"/>
+          <w:iCs/>
+          <w:sz w:val="18"/>
+          <w:szCs w:val="18"/>
+        </w:rPr>
+        <w:t xml:space="preserve"> Payments &amp; Identity customers</w:t>
+      </w:r>
+      <w:r>
+        <w:rPr>
+          <w:rFonts w:ascii="Tahoma" w:hAnsi="Tahoma" w:cs="Tahoma"/>
+          <w:iCs/>
+          <w:sz w:val="18"/>
+          <w:szCs w:val="18"/>
+        </w:rPr>
+        <w:t>.</w:t>
+      </w:r>
+    </w:p>
+    <w:p>
+      <w:pPr>
+        <w:rPr>
+          <w:rFonts w:ascii="Tahoma" w:hAnsi="Tahoma" w:cs="Tahoma"/>
+          <w:iCs/>
+          <w:sz w:val="18"/>
+          <w:szCs w:val="18"/>
+        </w:rPr>
+      </w:pPr>
+      <w:r>
+        <w:rPr>
+          <w:rFonts w:ascii="Tahoma" w:hAnsi="Tahoma" w:cs="Tahoma"/>
+          <w:iCs/>
+          <w:sz w:val="18"/>
+          <w:szCs w:val="18"/>
+        </w:rPr>
+        <w:t xml:space="preserve">- </w:t>
+      </w:r>
+      <w:r>
+        <w:rPr>
+          <w:rFonts w:ascii="Tahoma" w:hAnsi="Tahoma" w:cs="Tahoma"/>
+          <w:iCs/>
+          <w:sz w:val="18"/>
+          <w:szCs w:val="18"/>
+        </w:rPr>
+        <w:t>Ensure the implementation of secure solutions that meet the platform's requirements</w:t>
+      </w:r>
+      <w:r>
+        <w:rPr>
+          <w:rFonts w:ascii="Tahoma" w:hAnsi="Tahoma" w:cs="Tahoma"/>
+          <w:iCs/>
+          <w:sz w:val="18"/>
+          <w:szCs w:val="18"/>
+        </w:rPr>
+        <w:t>.</w:t>
+      </w:r>
+    </w:p>
+    <w:p>
+      <w:pPr>
+        <w:rPr>
+          <w:rFonts w:ascii="Tahoma" w:hAnsi="Tahoma" w:cs="Tahoma"/>
+          <w:iCs/>
+          <w:sz w:val="18"/>
+          <w:szCs w:val="18"/>
+        </w:rPr>
+      </w:pPr>
+    </w:p>
+    <w:p>
+      <w:pPr>
+        <w:rPr>
+          <w:rFonts w:ascii="Tahoma" w:hAnsi="Tahoma" w:cs="Tahoma"/>
           <w:bCs/>
           <w:iCs/>
           <w:sz w:val="18"/>
           <w:szCs w:val="18"/>
         </w:rPr>
-        <w:t>Webflux</w:t>
+      </w:pPr>
+      <w:r>
+        <w:rPr>
+          <w:rFonts w:ascii="Tahoma" w:hAnsi="Tahoma" w:cs="Tahoma"/>
+          <w:b/>
+          <w:iCs/>
+          <w:sz w:val="18"/>
+          <w:szCs w:val="18"/>
+        </w:rPr>
+        <w:t xml:space="preserve">Data </w:t>
+      </w:r>
+      <w:r>
+        <w:rPr>
+          <w:rFonts w:ascii="Tahoma" w:hAnsi="Tahoma" w:cs="Tahoma"/>
+          <w:b/>
+          <w:iCs/>
+          <w:sz w:val="18"/>
+          <w:szCs w:val="18"/>
+        </w:rPr>
+        <w:t>Architect</w:t>
+      </w:r>
+      <w:r>
+        <w:rPr>
+          <w:rFonts w:ascii="Tahoma" w:hAnsi="Tahoma" w:cs="Tahoma"/>
+          <w:iCs/>
+          <w:sz w:val="18"/>
+          <w:szCs w:val="18"/>
+        </w:rPr>
+        <w:t xml:space="preserve"> </w:t>
+      </w:r>
+      <w:r>
+        <w:rPr>
+          <w:rFonts w:ascii="Tahoma" w:hAnsi="Tahoma" w:cs="Tahoma"/>
+          <w:iCs/>
+          <w:color w:val="808080" w:themeColor="background1" w:themeShade="80"/>
+          <w:sz w:val="18"/>
+          <w:szCs w:val="18"/>
+        </w:rPr>
+        <w:t>11/2023 – 04/2024</w:t>
+      </w:r>
+    </w:p>
+    <w:p>
+      <w:pPr>
+        <w:rPr>
+          <w:rFonts w:ascii="Tahoma" w:hAnsi="Tahoma" w:cs="Tahoma"/>
+          <w:b/>
+          <w:iCs/>
+          <w:sz w:val="18"/>
+          <w:szCs w:val="18"/>
+        </w:rPr>
+      </w:pPr>
+      <w:proofErr w:type="spellStart"/>
+      <w:r>
+        <w:rPr>
+          <w:rFonts w:ascii="Tahoma" w:hAnsi="Tahoma" w:cs="Tahoma"/>
+          <w:b/>
+          <w:iCs/>
+          <w:sz w:val="18"/>
+          <w:szCs w:val="18"/>
+        </w:rPr>
+        <w:t>MoMo</w:t>
       </w:r>
       <w:proofErr w:type="spellEnd"/>
-      <w:r>
+    </w:p>
+    <w:p>
+      <w:pPr>
         <w:rPr>
           <w:rFonts w:ascii="Tahoma" w:hAnsi="Tahoma" w:cs="Tahoma"/>
           <w:bCs/>
@@ -502,78 +906,8 @@
           <w:sz w:val="18"/>
           <w:szCs w:val="18"/>
         </w:rPr>
-        <w:t>, GCP</w:t>
-      </w:r>
-    </w:p>
-    <w:p>
-      <w:pPr>
-        <w:rPr>
-          <w:rFonts w:ascii="Tahoma" w:hAnsi="Tahoma" w:cs="Tahoma"/>
-          <w:iCs/>
-          <w:sz w:val="18"/>
-          <w:szCs w:val="18"/>
-        </w:rPr>
-      </w:pPr>
-      <w:r>
-        <w:rPr>
-          <w:rFonts w:ascii="Tahoma" w:hAnsi="Tahoma" w:cs="Tahoma"/>
-          <w:iCs/>
-          <w:sz w:val="18"/>
-          <w:szCs w:val="18"/>
-        </w:rPr>
-        <w:t>- Write high-quality and elegant solutions in Java.</w:t>
-      </w:r>
-    </w:p>
-    <w:p>
-      <w:pPr>
-        <w:rPr>
-          <w:rFonts w:ascii="Tahoma" w:hAnsi="Tahoma" w:cs="Tahoma"/>
-          <w:iCs/>
-          <w:sz w:val="18"/>
-          <w:szCs w:val="18"/>
-        </w:rPr>
-      </w:pPr>
-      <w:r>
-        <w:rPr>
-          <w:rFonts w:ascii="Tahoma" w:hAnsi="Tahoma" w:cs="Tahoma"/>
-          <w:iCs/>
-          <w:sz w:val="18"/>
-          <w:szCs w:val="18"/>
-        </w:rPr>
-        <w:t>- Accountable for the technical integrity of the architecture/design</w:t>
-      </w:r>
-    </w:p>
-    <w:p>
-      <w:pPr>
-        <w:rPr>
-          <w:rFonts w:ascii="Tahoma" w:hAnsi="Tahoma" w:cs="Tahoma"/>
-          <w:iCs/>
-          <w:sz w:val="18"/>
-          <w:szCs w:val="18"/>
-        </w:rPr>
-      </w:pPr>
-      <w:r>
-        <w:rPr>
-          <w:rFonts w:ascii="Tahoma" w:hAnsi="Tahoma" w:cs="Tahoma"/>
-          <w:iCs/>
-          <w:sz w:val="18"/>
-          <w:szCs w:val="18"/>
-        </w:rPr>
-        <w:t>- Participate in identifying and refining User Stories</w:t>
-      </w:r>
-    </w:p>
-    <w:p>
-      <w:pPr>
-        <w:rPr>
-          <w:rFonts w:ascii="Tahoma" w:hAnsi="Tahoma" w:cs="Tahoma"/>
-          <w:iCs/>
-          <w:sz w:val="18"/>
-          <w:szCs w:val="18"/>
-        </w:rPr>
-      </w:pPr>
-    </w:p>
-    <w:p>
-      <w:pPr>
+      </w:pPr>
+      <w:r>
         <w:rPr>
           <w:rFonts w:ascii="Tahoma" w:hAnsi="Tahoma" w:cs="Tahoma"/>
           <w:bCs/>
@@ -581,6 +915,116 @@
           <w:sz w:val="18"/>
           <w:szCs w:val="18"/>
         </w:rPr>
+        <w:t xml:space="preserve">Skills: Google </w:t>
+      </w:r>
+      <w:proofErr w:type="spellStart"/>
+      <w:r>
+        <w:rPr>
+          <w:rFonts w:ascii="Tahoma" w:hAnsi="Tahoma" w:cs="Tahoma"/>
+          <w:bCs/>
+          <w:iCs/>
+          <w:sz w:val="18"/>
+          <w:szCs w:val="18"/>
+        </w:rPr>
+        <w:t>BigQuery</w:t>
+      </w:r>
+      <w:proofErr w:type="spellEnd"/>
+      <w:r>
+        <w:rPr>
+          <w:rFonts w:ascii="Tahoma" w:hAnsi="Tahoma" w:cs="Tahoma"/>
+          <w:bCs/>
+          <w:iCs/>
+          <w:sz w:val="18"/>
+          <w:szCs w:val="18"/>
+        </w:rPr>
+        <w:t xml:space="preserve">, Airflow, </w:t>
+      </w:r>
+      <w:r>
+        <w:rPr>
+          <w:rFonts w:ascii="Tahoma" w:hAnsi="Tahoma" w:cs="Tahoma"/>
+          <w:bCs/>
+          <w:iCs/>
+          <w:sz w:val="18"/>
+          <w:szCs w:val="18"/>
+        </w:rPr>
+        <w:t>Python, Data Modeling</w:t>
+      </w:r>
+    </w:p>
+    <w:p>
+      <w:pPr>
+        <w:rPr>
+          <w:rFonts w:ascii="Tahoma" w:hAnsi="Tahoma" w:cs="Tahoma"/>
+          <w:iCs/>
+          <w:sz w:val="18"/>
+          <w:szCs w:val="18"/>
+        </w:rPr>
+      </w:pPr>
+      <w:r>
+        <w:rPr>
+          <w:rFonts w:ascii="Tahoma" w:hAnsi="Tahoma" w:cs="Tahoma"/>
+          <w:iCs/>
+          <w:sz w:val="18"/>
+          <w:szCs w:val="18"/>
+        </w:rPr>
+        <w:t xml:space="preserve">- </w:t>
+      </w:r>
+      <w:r>
+        <w:rPr>
+          <w:rFonts w:ascii="Tahoma" w:hAnsi="Tahoma" w:cs="Tahoma"/>
+          <w:iCs/>
+          <w:sz w:val="18"/>
+          <w:szCs w:val="18"/>
+        </w:rPr>
+        <w:t>Develop data-driven solutions such as reports, toolkits, dashboards, models and analytical frameworks to help further stakeholder’s decisions</w:t>
+      </w:r>
+      <w:r>
+        <w:rPr>
+          <w:rFonts w:ascii="Tahoma" w:hAnsi="Tahoma" w:cs="Tahoma"/>
+          <w:iCs/>
+          <w:sz w:val="18"/>
+          <w:szCs w:val="18"/>
+        </w:rPr>
+        <w:t>.</w:t>
+      </w:r>
+    </w:p>
+    <w:p>
+      <w:pPr>
+        <w:rPr>
+          <w:rFonts w:ascii="Tahoma" w:hAnsi="Tahoma" w:cs="Tahoma"/>
+          <w:iCs/>
+          <w:sz w:val="18"/>
+          <w:szCs w:val="18"/>
+        </w:rPr>
+      </w:pPr>
+      <w:r>
+        <w:rPr>
+          <w:rFonts w:ascii="Tahoma" w:hAnsi="Tahoma" w:cs="Tahoma"/>
+          <w:iCs/>
+          <w:sz w:val="18"/>
+          <w:szCs w:val="18"/>
+        </w:rPr>
+        <w:t>- Train, coach, develop the team members in enhancing their technical capabilities.</w:t>
+      </w:r>
+    </w:p>
+    <w:p>
+      <w:pPr>
+        <w:rPr>
+          <w:rFonts w:ascii="Tahoma" w:hAnsi="Tahoma" w:cs="Tahoma"/>
+          <w:iCs/>
+          <w:sz w:val="18"/>
+          <w:szCs w:val="18"/>
+        </w:rPr>
+      </w:pPr>
+    </w:p>
+    <w:p>
+      <w:pPr>
+        <w:rPr>
+          <w:rFonts w:ascii="Tahoma" w:hAnsi="Tahoma" w:cs="Tahoma"/>
+          <w:bCs/>
+          <w:iCs/>
+          <w:sz w:val="18"/>
+          <w:szCs w:val="18"/>
+        </w:rPr>
       </w:pPr>
       <w:r>
         <w:rPr>
@@ -590,7 +1034,7 @@
           <w:sz w:val="18"/>
           <w:szCs w:val="18"/>
         </w:rPr>
-        <w:t xml:space="preserve">Data </w:t>
+        <w:t xml:space="preserve">Lead </w:t>
       </w:r>
       <w:r>
         <w:rPr>
@@ -600,17 +1044,236 @@
           <w:sz w:val="18"/>
           <w:szCs w:val="18"/>
         </w:rPr>
-        <w:t>Architect</w:t>
-      </w:r>
-      <w:r>
-        <w:rPr>
-          <w:rFonts w:ascii="Tahoma" w:hAnsi="Tahoma" w:cs="Tahoma"/>
+        <w:t>Data</w:t>
+      </w:r>
+      <w:r>
+        <w:rPr>
+          <w:rFonts w:ascii="Tahoma" w:hAnsi="Tahoma" w:cs="Tahoma"/>
+          <w:b/>
+          <w:iCs/>
+          <w:sz w:val="18"/>
+          <w:szCs w:val="18"/>
+        </w:rPr>
+        <w:t xml:space="preserve"> Engineer </w:t>
+      </w:r>
+      <w:r>
+        <w:rPr>
+          <w:rFonts w:ascii="Tahoma" w:hAnsi="Tahoma" w:cs="Tahoma"/>
+          <w:iCs/>
+          <w:color w:val="808080" w:themeColor="background1" w:themeShade="80"/>
+          <w:sz w:val="18"/>
+          <w:szCs w:val="18"/>
+        </w:rPr>
+        <w:t xml:space="preserve">09/2018 – </w:t>
+      </w:r>
+      <w:r>
+        <w:rPr>
+          <w:rFonts w:ascii="Tahoma" w:hAnsi="Tahoma" w:cs="Tahoma"/>
+          <w:iCs/>
+          <w:color w:val="808080" w:themeColor="background1" w:themeShade="80"/>
+          <w:sz w:val="18"/>
+          <w:szCs w:val="18"/>
+        </w:rPr>
+        <w:t>0</w:t>
+      </w:r>
+      <w:r>
+        <w:rPr>
+          <w:rFonts w:ascii="Tahoma" w:hAnsi="Tahoma" w:cs="Tahoma"/>
+          <w:iCs/>
+          <w:color w:val="808080" w:themeColor="background1" w:themeShade="80"/>
+          <w:sz w:val="18"/>
+          <w:szCs w:val="18"/>
+        </w:rPr>
+        <w:t>1/202</w:t>
+      </w:r>
+      <w:r>
+        <w:rPr>
+          <w:rFonts w:ascii="Tahoma" w:hAnsi="Tahoma" w:cs="Tahoma"/>
+          <w:iCs/>
+          <w:color w:val="808080" w:themeColor="background1" w:themeShade="80"/>
+          <w:sz w:val="18"/>
+          <w:szCs w:val="18"/>
+        </w:rPr>
+        <w:t>3</w:t>
+      </w:r>
+      <w:r>
+        <w:rPr>
+          <w:rFonts w:ascii="Tahoma" w:hAnsi="Tahoma" w:cs="Tahoma"/>
+          <w:bCs/>
           <w:iCs/>
           <w:sz w:val="18"/>
           <w:szCs w:val="18"/>
         </w:rPr>
         <w:t xml:space="preserve"> </w:t>
       </w:r>
+    </w:p>
+    <w:p>
+      <w:pPr>
+        <w:rPr>
+          <w:rFonts w:ascii="Tahoma" w:hAnsi="Tahoma" w:cs="Tahoma"/>
+          <w:b/>
+          <w:iCs/>
+          <w:sz w:val="18"/>
+          <w:szCs w:val="18"/>
+        </w:rPr>
+      </w:pPr>
+      <w:r>
+        <w:rPr>
+          <w:rFonts w:ascii="Tahoma" w:hAnsi="Tahoma" w:cs="Tahoma"/>
+          <w:b/>
+          <w:iCs/>
+          <w:sz w:val="18"/>
+          <w:szCs w:val="18"/>
+        </w:rPr>
+        <w:t>VNG Corporation</w:t>
+      </w:r>
+      <w:r>
+        <w:rPr>
+          <w:rFonts w:ascii="Tahoma" w:hAnsi="Tahoma" w:cs="Tahoma"/>
+          <w:b/>
+          <w:iCs/>
+          <w:sz w:val="18"/>
+          <w:szCs w:val="18"/>
+        </w:rPr>
+        <w:t xml:space="preserve"> </w:t>
+      </w:r>
+    </w:p>
+    <w:p>
+      <w:pPr>
+        <w:rPr>
+          <w:rFonts w:ascii="Tahoma" w:hAnsi="Tahoma" w:cs="Tahoma"/>
+          <w:bCs/>
+          <w:iCs/>
+          <w:sz w:val="18"/>
+          <w:szCs w:val="18"/>
+        </w:rPr>
+      </w:pPr>
+      <w:r>
+        <w:rPr>
+          <w:rFonts w:ascii="Tahoma" w:hAnsi="Tahoma" w:cs="Tahoma"/>
+          <w:bCs/>
+          <w:iCs/>
+          <w:sz w:val="18"/>
+          <w:szCs w:val="18"/>
+        </w:rPr>
+        <w:t>Skills: Hadoop, Spark, Postgres, Airflow, Python, Scala, Data Modelling</w:t>
+      </w:r>
+    </w:p>
+    <w:p>
+      <w:pPr>
+        <w:rPr>
+          <w:rFonts w:ascii="Tahoma" w:hAnsi="Tahoma" w:cs="Tahoma"/>
+          <w:iCs/>
+          <w:sz w:val="18"/>
+          <w:szCs w:val="18"/>
+        </w:rPr>
+      </w:pPr>
+      <w:r>
+        <w:rPr>
+          <w:rFonts w:ascii="Tahoma" w:hAnsi="Tahoma" w:cs="Tahoma"/>
+          <w:iCs/>
+          <w:sz w:val="18"/>
+          <w:szCs w:val="18"/>
+        </w:rPr>
+        <w:t>- Design, develop, implement high performance, at-scale data solutions/pipelines (</w:t>
+      </w:r>
+      <w:proofErr w:type="gramStart"/>
+      <w:r>
+        <w:rPr>
+          <w:rFonts w:ascii="Tahoma" w:hAnsi="Tahoma" w:cs="Tahoma"/>
+          <w:iCs/>
+          <w:sz w:val="18"/>
+          <w:szCs w:val="18"/>
+        </w:rPr>
+        <w:t>e.g.</w:t>
+      </w:r>
+      <w:proofErr w:type="gramEnd"/>
+      <w:r>
+        <w:rPr>
+          <w:rFonts w:ascii="Tahoma" w:hAnsi="Tahoma" w:cs="Tahoma"/>
+          <w:iCs/>
+          <w:sz w:val="18"/>
+          <w:szCs w:val="18"/>
+        </w:rPr>
+        <w:t xml:space="preserve"> batch, real-time) to process large volumes of varied data formats from disparate sources.</w:t>
+      </w:r>
+    </w:p>
+    <w:p>
+      <w:pPr>
+        <w:rPr>
+          <w:rFonts w:ascii="Tahoma" w:hAnsi="Tahoma" w:cs="Tahoma"/>
+          <w:iCs/>
+          <w:sz w:val="18"/>
+          <w:szCs w:val="18"/>
+        </w:rPr>
+      </w:pPr>
+      <w:r>
+        <w:rPr>
+          <w:rFonts w:ascii="Tahoma" w:hAnsi="Tahoma" w:cs="Tahoma"/>
+          <w:iCs/>
+          <w:sz w:val="18"/>
+          <w:szCs w:val="18"/>
+        </w:rPr>
+        <w:t>- Providing technical expertise on data storage structures, data mining, and data cleansing.</w:t>
+      </w:r>
+    </w:p>
+    <w:p>
+      <w:pPr>
+        <w:rPr>
+          <w:rFonts w:ascii="Tahoma" w:hAnsi="Tahoma" w:cs="Tahoma"/>
+          <w:iCs/>
+          <w:sz w:val="18"/>
+          <w:szCs w:val="18"/>
+        </w:rPr>
+      </w:pPr>
+      <w:r>
+        <w:rPr>
+          <w:rFonts w:ascii="Tahoma" w:hAnsi="Tahoma" w:cs="Tahoma"/>
+          <w:iCs/>
+          <w:sz w:val="18"/>
+          <w:szCs w:val="18"/>
+        </w:rPr>
+        <w:t>- Manage and coach the Team members and participate into their performance appraisal</w:t>
+      </w:r>
+    </w:p>
+    <w:p>
+      <w:pPr>
+        <w:rPr>
+          <w:rFonts w:ascii="Tahoma" w:hAnsi="Tahoma" w:cs="Tahoma"/>
+          <w:iCs/>
+          <w:sz w:val="18"/>
+          <w:szCs w:val="18"/>
+        </w:rPr>
+      </w:pPr>
+    </w:p>
+    <w:p>
+      <w:pPr>
+        <w:rPr>
+          <w:rFonts w:ascii="Tahoma" w:hAnsi="Tahoma" w:cs="Tahoma"/>
+          <w:iCs/>
+          <w:sz w:val="18"/>
+          <w:szCs w:val="18"/>
+        </w:rPr>
+      </w:pPr>
+      <w:r>
+        <w:rPr>
+          <w:rFonts w:ascii="Tahoma" w:hAnsi="Tahoma" w:cs="Tahoma"/>
+          <w:b/>
+          <w:iCs/>
+          <w:sz w:val="18"/>
+          <w:szCs w:val="18"/>
+        </w:rPr>
+        <w:t>Solution Architect</w:t>
+      </w:r>
+      <w:r>
+        <w:rPr>
+          <w:rFonts w:ascii="Tahoma" w:hAnsi="Tahoma" w:cs="Tahoma"/>
+          <w:iCs/>
+          <w:sz w:val="18"/>
+          <w:szCs w:val="18"/>
+        </w:rPr>
+        <w:t xml:space="preserve"> </w:t>
+      </w:r>
       <w:r>
         <w:rPr>
           <w:rFonts w:ascii="Tahoma" w:hAnsi="Tahoma" w:cs="Tahoma"/>
@@ -619,7 +1282,17 @@
           <w:sz w:val="18"/>
           <w:szCs w:val="18"/>
         </w:rPr>
-        <w:t>11/2023 – 04/2024</w:t>
+        <w:t xml:space="preserve">02/2018 – </w:t>
+      </w:r>
+      <w:r>
+        <w:rPr>
+          <w:rFonts w:ascii="Tahoma" w:hAnsi="Tahoma" w:cs="Tahoma"/>
+          <w:iCs/>
+          <w:color w:val="808080" w:themeColor="background1" w:themeShade="80"/>
+          <w:sz w:val="18"/>
+          <w:szCs w:val="18"/>
+        </w:rPr>
+        <w:t>09/2018</w:t>
       </w:r>
     </w:p>
     <w:p>
@@ -632,7 +1305,6 @@
           <w:szCs w:val="18"/>
         </w:rPr>
       </w:pPr>
-      <w:proofErr w:type="spellStart"/>
       <w:r>
         <w:rPr>
           <w:rFonts w:ascii="Tahoma" w:hAnsi="Tahoma" w:cs="Tahoma"/>
@@ -641,600 +1313,7 @@
           <w:sz w:val="18"/>
           <w:szCs w:val="18"/>
         </w:rPr>
-        <w:t>MoMo</w:t>
-      </w:r>
-      <w:proofErr w:type="spellEnd"/>
-    </w:p>
-    <w:p>
-      <w:pPr>
-        <w:rPr>
-          <w:rFonts w:ascii="Tahoma" w:hAnsi="Tahoma" w:cs="Tahoma"/>
-          <w:bCs/>
-          <w:iCs/>
-          <w:sz w:val="18"/>
-          <w:szCs w:val="18"/>
-        </w:rPr>
-      </w:pPr>
-    </w:p>
-    <w:p>
-      <w:pPr>
-        <w:rPr>
-          <w:rFonts w:ascii="Tahoma" w:hAnsi="Tahoma" w:cs="Tahoma"/>
-          <w:bCs/>
-          <w:iCs/>
-          <w:sz w:val="18"/>
-          <w:szCs w:val="18"/>
-        </w:rPr>
-      </w:pPr>
-      <w:r>
-        <w:rPr>
-          <w:rFonts w:ascii="Tahoma" w:hAnsi="Tahoma" w:cs="Tahoma"/>
-          <w:bCs/>
-          <w:iCs/>
-          <w:sz w:val="18"/>
-          <w:szCs w:val="18"/>
-        </w:rPr>
-        <w:t xml:space="preserve">Skills: Google </w:t>
-      </w:r>
-      <w:proofErr w:type="spellStart"/>
-      <w:r>
-        <w:rPr>
-          <w:rFonts w:ascii="Tahoma" w:hAnsi="Tahoma" w:cs="Tahoma"/>
-          <w:bCs/>
-          <w:iCs/>
-          <w:sz w:val="18"/>
-          <w:szCs w:val="18"/>
-        </w:rPr>
-        <w:t>BigQuery</w:t>
-      </w:r>
-      <w:proofErr w:type="spellEnd"/>
-      <w:r>
-        <w:rPr>
-          <w:rFonts w:ascii="Tahoma" w:hAnsi="Tahoma" w:cs="Tahoma"/>
-          <w:bCs/>
-          <w:iCs/>
-          <w:sz w:val="18"/>
-          <w:szCs w:val="18"/>
-        </w:rPr>
-        <w:t xml:space="preserve">, Airflow, </w:t>
-      </w:r>
-      <w:r>
-        <w:rPr>
-          <w:rFonts w:ascii="Tahoma" w:hAnsi="Tahoma" w:cs="Tahoma"/>
-          <w:bCs/>
-          <w:iCs/>
-          <w:sz w:val="18"/>
-          <w:szCs w:val="18"/>
-        </w:rPr>
-        <w:t>Python, Data Modelling</w:t>
-      </w:r>
-    </w:p>
-    <w:p>
-      <w:pPr>
-        <w:rPr>
-          <w:rFonts w:ascii="Tahoma" w:hAnsi="Tahoma" w:cs="Tahoma"/>
-          <w:iCs/>
-          <w:sz w:val="18"/>
-          <w:szCs w:val="18"/>
-        </w:rPr>
-      </w:pPr>
-      <w:r>
-        <w:rPr>
-          <w:rFonts w:ascii="Tahoma" w:hAnsi="Tahoma" w:cs="Tahoma"/>
-          <w:iCs/>
-          <w:sz w:val="18"/>
-          <w:szCs w:val="18"/>
-        </w:rPr>
-        <w:t xml:space="preserve">- </w:t>
-      </w:r>
-      <w:r>
-        <w:rPr>
-          <w:rFonts w:ascii="Tahoma" w:hAnsi="Tahoma" w:cs="Tahoma"/>
-          <w:iCs/>
-          <w:sz w:val="18"/>
-          <w:szCs w:val="18"/>
-        </w:rPr>
-        <w:t>Develop data-driven solutions such as reports, toolkits, dashboards, models and analytical frameworks to help further stakeholder’s decisions</w:t>
-      </w:r>
-      <w:r>
-        <w:rPr>
-          <w:rFonts w:ascii="Tahoma" w:hAnsi="Tahoma" w:cs="Tahoma"/>
-          <w:iCs/>
-          <w:sz w:val="18"/>
-          <w:szCs w:val="18"/>
-        </w:rPr>
-        <w:t>.</w:t>
-      </w:r>
-    </w:p>
-    <w:p>
-      <w:pPr>
-        <w:rPr>
-          <w:rFonts w:ascii="Tahoma" w:hAnsi="Tahoma" w:cs="Tahoma"/>
-          <w:iCs/>
-          <w:sz w:val="18"/>
-          <w:szCs w:val="18"/>
-        </w:rPr>
-      </w:pPr>
-      <w:r>
-        <w:rPr>
-          <w:rFonts w:ascii="Tahoma" w:hAnsi="Tahoma" w:cs="Tahoma"/>
-          <w:iCs/>
-          <w:sz w:val="18"/>
-          <w:szCs w:val="18"/>
-        </w:rPr>
-        <w:t>- Train, coach, develop the team members in enhancing their technical capabilities.</w:t>
-      </w:r>
-    </w:p>
-    <w:p>
-      <w:pPr>
-        <w:rPr>
-          <w:rFonts w:ascii="Tahoma" w:hAnsi="Tahoma" w:cs="Tahoma"/>
-          <w:iCs/>
-          <w:sz w:val="18"/>
-          <w:szCs w:val="18"/>
-        </w:rPr>
-      </w:pPr>
-    </w:p>
-    <w:p>
-      <w:pPr>
-        <w:rPr>
-          <w:rFonts w:ascii="Tahoma" w:hAnsi="Tahoma" w:cs="Tahoma"/>
-          <w:bCs/>
-          <w:iCs/>
-          <w:sz w:val="18"/>
-          <w:szCs w:val="18"/>
-        </w:rPr>
-      </w:pPr>
-      <w:r>
-        <w:rPr>
-          <w:rFonts w:ascii="Tahoma" w:hAnsi="Tahoma" w:cs="Tahoma"/>
-          <w:b/>
-          <w:iCs/>
-          <w:sz w:val="18"/>
-          <w:szCs w:val="18"/>
-        </w:rPr>
-        <w:t xml:space="preserve">Lead </w:t>
-      </w:r>
-      <w:r>
-        <w:rPr>
-          <w:rFonts w:ascii="Tahoma" w:hAnsi="Tahoma" w:cs="Tahoma"/>
-          <w:b/>
-          <w:iCs/>
-          <w:sz w:val="18"/>
-          <w:szCs w:val="18"/>
-        </w:rPr>
-        <w:t>Data</w:t>
-      </w:r>
-      <w:r>
-        <w:rPr>
-          <w:rFonts w:ascii="Tahoma" w:hAnsi="Tahoma" w:cs="Tahoma"/>
-          <w:b/>
-          <w:iCs/>
-          <w:sz w:val="18"/>
-          <w:szCs w:val="18"/>
-        </w:rPr>
-        <w:t xml:space="preserve"> Engineer - Data</w:t>
-      </w:r>
-      <w:r>
-        <w:rPr>
-          <w:rFonts w:ascii="Tahoma" w:hAnsi="Tahoma" w:cs="Tahoma"/>
-          <w:b/>
-          <w:iCs/>
-          <w:sz w:val="18"/>
-          <w:szCs w:val="18"/>
-        </w:rPr>
-        <w:t xml:space="preserve"> Analytics</w:t>
-      </w:r>
-      <w:r>
-        <w:rPr>
-          <w:rFonts w:ascii="Tahoma" w:hAnsi="Tahoma" w:cs="Tahoma"/>
-          <w:iCs/>
-          <w:sz w:val="18"/>
-          <w:szCs w:val="18"/>
-        </w:rPr>
-        <w:t xml:space="preserve"> </w:t>
-      </w:r>
-      <w:r>
-        <w:rPr>
-          <w:rFonts w:ascii="Tahoma" w:hAnsi="Tahoma" w:cs="Tahoma"/>
-          <w:iCs/>
-          <w:color w:val="808080" w:themeColor="background1" w:themeShade="80"/>
-          <w:sz w:val="18"/>
-          <w:szCs w:val="18"/>
-        </w:rPr>
-        <w:t xml:space="preserve">09/2018 – </w:t>
-      </w:r>
-      <w:r>
-        <w:rPr>
-          <w:rFonts w:ascii="Tahoma" w:hAnsi="Tahoma" w:cs="Tahoma"/>
-          <w:iCs/>
-          <w:color w:val="808080" w:themeColor="background1" w:themeShade="80"/>
-          <w:sz w:val="18"/>
-          <w:szCs w:val="18"/>
-        </w:rPr>
-        <w:t>0</w:t>
-      </w:r>
-      <w:r>
-        <w:rPr>
-          <w:rFonts w:ascii="Tahoma" w:hAnsi="Tahoma" w:cs="Tahoma"/>
-          <w:iCs/>
-          <w:color w:val="808080" w:themeColor="background1" w:themeShade="80"/>
-          <w:sz w:val="18"/>
-          <w:szCs w:val="18"/>
-        </w:rPr>
-        <w:t>1/202</w:t>
-      </w:r>
-      <w:r>
-        <w:rPr>
-          <w:rFonts w:ascii="Tahoma" w:hAnsi="Tahoma" w:cs="Tahoma"/>
-          <w:iCs/>
-          <w:color w:val="808080" w:themeColor="background1" w:themeShade="80"/>
-          <w:sz w:val="18"/>
-          <w:szCs w:val="18"/>
-        </w:rPr>
-        <w:t>3</w:t>
-      </w:r>
-      <w:r>
-        <w:rPr>
-          <w:rFonts w:ascii="Tahoma" w:hAnsi="Tahoma" w:cs="Tahoma"/>
-          <w:bCs/>
-          <w:iCs/>
-          <w:sz w:val="18"/>
-          <w:szCs w:val="18"/>
-        </w:rPr>
-        <w:t xml:space="preserve"> </w:t>
-      </w:r>
-    </w:p>
-    <w:p>
-      <w:pPr>
-        <w:rPr>
-          <w:rFonts w:ascii="Tahoma" w:hAnsi="Tahoma" w:cs="Tahoma"/>
-          <w:b/>
-          <w:iCs/>
-          <w:sz w:val="18"/>
-          <w:szCs w:val="18"/>
-        </w:rPr>
-      </w:pPr>
-      <w:r>
-        <w:rPr>
-          <w:rFonts w:ascii="Tahoma" w:hAnsi="Tahoma" w:cs="Tahoma"/>
-          <w:b/>
-          <w:iCs/>
-          <w:sz w:val="18"/>
-          <w:szCs w:val="18"/>
-        </w:rPr>
-        <w:t>VNG Corporation</w:t>
-      </w:r>
-      <w:r>
-        <w:rPr>
-          <w:rFonts w:ascii="Tahoma" w:hAnsi="Tahoma" w:cs="Tahoma"/>
-          <w:b/>
-          <w:iCs/>
-          <w:sz w:val="18"/>
-          <w:szCs w:val="18"/>
-        </w:rPr>
-        <w:t xml:space="preserve"> </w:t>
-      </w:r>
-    </w:p>
-    <w:p>
-      <w:pPr>
-        <w:rPr>
-          <w:rFonts w:ascii="Tahoma" w:hAnsi="Tahoma" w:cs="Tahoma"/>
-          <w:bCs/>
-          <w:iCs/>
-          <w:sz w:val="18"/>
-          <w:szCs w:val="18"/>
-        </w:rPr>
-      </w:pPr>
-    </w:p>
-    <w:p>
-      <w:pPr>
-        <w:rPr>
-          <w:rFonts w:ascii="Tahoma" w:hAnsi="Tahoma" w:cs="Tahoma"/>
-          <w:bCs/>
-          <w:iCs/>
-          <w:sz w:val="18"/>
-          <w:szCs w:val="18"/>
-        </w:rPr>
-      </w:pPr>
-      <w:r>
-        <w:rPr>
-          <w:rFonts w:ascii="Tahoma" w:hAnsi="Tahoma" w:cs="Tahoma"/>
-          <w:bCs/>
-          <w:iCs/>
-          <w:sz w:val="18"/>
-          <w:szCs w:val="18"/>
-        </w:rPr>
-        <w:t>Skills: Hadoop, Spark, Postgres, Airflow, Python, Scala, Data Modelling</w:t>
-      </w:r>
-    </w:p>
-    <w:p>
-      <w:pPr>
-        <w:rPr>
-          <w:rFonts w:ascii="Tahoma" w:hAnsi="Tahoma" w:cs="Tahoma"/>
-          <w:iCs/>
-          <w:sz w:val="18"/>
-          <w:szCs w:val="18"/>
-        </w:rPr>
-      </w:pPr>
-      <w:r>
-        <w:rPr>
-          <w:rFonts w:ascii="Tahoma" w:hAnsi="Tahoma" w:cs="Tahoma"/>
-          <w:iCs/>
-          <w:sz w:val="18"/>
-          <w:szCs w:val="18"/>
-        </w:rPr>
-        <w:t>- Design, develop, implement high performance, at-scale data solutions/pipelines (</w:t>
-      </w:r>
-      <w:proofErr w:type="gramStart"/>
-      <w:r>
-        <w:rPr>
-          <w:rFonts w:ascii="Tahoma" w:hAnsi="Tahoma" w:cs="Tahoma"/>
-          <w:iCs/>
-          <w:sz w:val="18"/>
-          <w:szCs w:val="18"/>
-        </w:rPr>
-        <w:t>e.g.</w:t>
-      </w:r>
-      <w:proofErr w:type="gramEnd"/>
-      <w:r>
-        <w:rPr>
-          <w:rFonts w:ascii="Tahoma" w:hAnsi="Tahoma" w:cs="Tahoma"/>
-          <w:iCs/>
-          <w:sz w:val="18"/>
-          <w:szCs w:val="18"/>
-        </w:rPr>
-        <w:t xml:space="preserve"> batch, real-time) to process large volumes of varied data formats from disparate sources.</w:t>
-      </w:r>
-    </w:p>
-    <w:p>
-      <w:pPr>
-        <w:rPr>
-          <w:rFonts w:ascii="Tahoma" w:hAnsi="Tahoma" w:cs="Tahoma"/>
-          <w:iCs/>
-          <w:sz w:val="18"/>
-          <w:szCs w:val="18"/>
-        </w:rPr>
-      </w:pPr>
-      <w:r>
-        <w:rPr>
-          <w:rFonts w:ascii="Tahoma" w:hAnsi="Tahoma" w:cs="Tahoma"/>
-          <w:iCs/>
-          <w:sz w:val="18"/>
-          <w:szCs w:val="18"/>
-        </w:rPr>
-        <w:t xml:space="preserve">- </w:t>
-      </w:r>
-      <w:r>
-        <w:rPr>
-          <w:rFonts w:ascii="Tahoma" w:hAnsi="Tahoma" w:cs="Tahoma"/>
-          <w:iCs/>
-          <w:sz w:val="18"/>
-          <w:szCs w:val="18"/>
-        </w:rPr>
-        <w:t>Collaborate</w:t>
-      </w:r>
-      <w:r>
-        <w:rPr>
-          <w:rFonts w:ascii="Tahoma" w:hAnsi="Tahoma" w:cs="Tahoma"/>
-          <w:iCs/>
-          <w:sz w:val="18"/>
-          <w:szCs w:val="18"/>
-        </w:rPr>
-        <w:t xml:space="preserve"> with AI team, provide standardized data, visualize result from AI model.</w:t>
-      </w:r>
-    </w:p>
-    <w:p>
-      <w:pPr>
-        <w:rPr>
-          <w:rFonts w:ascii="Tahoma" w:hAnsi="Tahoma" w:cs="Tahoma"/>
-          <w:iCs/>
-          <w:sz w:val="18"/>
-          <w:szCs w:val="18"/>
-        </w:rPr>
-      </w:pPr>
-      <w:r>
-        <w:rPr>
-          <w:rFonts w:ascii="Tahoma" w:hAnsi="Tahoma" w:cs="Tahoma"/>
-          <w:iCs/>
-          <w:sz w:val="18"/>
-          <w:szCs w:val="18"/>
-        </w:rPr>
-        <w:t>- Providing technical expertise on data storage structures, data mining, and data cleansing.</w:t>
-      </w:r>
-    </w:p>
-    <w:p>
-      <w:pPr>
-        <w:rPr>
-          <w:rFonts w:ascii="Tahoma" w:hAnsi="Tahoma" w:cs="Tahoma"/>
-          <w:iCs/>
-          <w:sz w:val="18"/>
-          <w:szCs w:val="18"/>
-        </w:rPr>
-      </w:pPr>
-      <w:r>
-        <w:rPr>
-          <w:rFonts w:ascii="Tahoma" w:hAnsi="Tahoma" w:cs="Tahoma"/>
-          <w:iCs/>
-          <w:sz w:val="18"/>
-          <w:szCs w:val="18"/>
-        </w:rPr>
-        <w:t>- Manage and coach the Team members and participate into their performance appraisal</w:t>
-      </w:r>
-    </w:p>
-    <w:p>
-      <w:pPr>
-        <w:rPr>
-          <w:rFonts w:ascii="Tahoma" w:hAnsi="Tahoma" w:cs="Tahoma"/>
-          <w:iCs/>
-          <w:sz w:val="18"/>
-          <w:szCs w:val="18"/>
-        </w:rPr>
-      </w:pPr>
-    </w:p>
-    <w:p>
-      <w:pPr>
-        <w:rPr>
-          <w:rFonts w:ascii="Tahoma" w:hAnsi="Tahoma" w:cs="Tahoma"/>
-          <w:iCs/>
-          <w:sz w:val="18"/>
-          <w:szCs w:val="18"/>
-        </w:rPr>
-      </w:pPr>
-      <w:r>
-        <w:rPr>
-          <w:rFonts w:ascii="Tahoma" w:hAnsi="Tahoma" w:cs="Tahoma"/>
-          <w:b/>
-          <w:iCs/>
-          <w:sz w:val="18"/>
-          <w:szCs w:val="18"/>
-        </w:rPr>
-        <w:t>Solution Architect</w:t>
-      </w:r>
-      <w:r>
-        <w:rPr>
-          <w:rFonts w:ascii="Tahoma" w:hAnsi="Tahoma" w:cs="Tahoma"/>
-          <w:iCs/>
-          <w:sz w:val="18"/>
-          <w:szCs w:val="18"/>
-        </w:rPr>
-        <w:t xml:space="preserve"> </w:t>
-      </w:r>
-      <w:r>
-        <w:rPr>
-          <w:rFonts w:ascii="Tahoma" w:hAnsi="Tahoma" w:cs="Tahoma"/>
-          <w:iCs/>
-          <w:color w:val="808080" w:themeColor="background1" w:themeShade="80"/>
-          <w:sz w:val="18"/>
-          <w:szCs w:val="18"/>
-        </w:rPr>
-        <w:t xml:space="preserve">02/2018 – </w:t>
-      </w:r>
-      <w:r>
-        <w:rPr>
-          <w:rFonts w:ascii="Tahoma" w:hAnsi="Tahoma" w:cs="Tahoma"/>
-          <w:iCs/>
-          <w:color w:val="808080" w:themeColor="background1" w:themeShade="80"/>
-          <w:sz w:val="18"/>
-          <w:szCs w:val="18"/>
-        </w:rPr>
-        <w:t>09/2018</w:t>
-      </w:r>
-    </w:p>
-    <w:p>
-      <w:pPr>
-        <w:rPr>
-          <w:rFonts w:ascii="Tahoma" w:hAnsi="Tahoma" w:cs="Tahoma"/>
-          <w:b/>
-          <w:iCs/>
-          <w:sz w:val="18"/>
-          <w:szCs w:val="18"/>
-        </w:rPr>
-      </w:pPr>
-      <w:r>
-        <w:rPr>
-          <w:rFonts w:ascii="Tahoma" w:hAnsi="Tahoma" w:cs="Tahoma"/>
-          <w:b/>
-          <w:iCs/>
-          <w:sz w:val="18"/>
-          <w:szCs w:val="18"/>
-        </w:rPr>
         <w:t>FPT Software</w:t>
-      </w:r>
-    </w:p>
-    <w:p>
-      <w:pPr>
-        <w:rPr>
-          <w:rFonts w:ascii="Tahoma" w:hAnsi="Tahoma" w:cs="Tahoma"/>
-          <w:bCs/>
-          <w:iCs/>
-          <w:sz w:val="18"/>
-          <w:szCs w:val="18"/>
-        </w:rPr>
-      </w:pPr>
-    </w:p>
-    <w:p>
-      <w:pPr>
-        <w:rPr>
-          <w:rFonts w:ascii="Tahoma" w:hAnsi="Tahoma" w:cs="Tahoma"/>
-          <w:bCs/>
-          <w:iCs/>
-          <w:sz w:val="18"/>
-          <w:szCs w:val="18"/>
-        </w:rPr>
-      </w:pPr>
-      <w:r>
-        <w:rPr>
-          <w:rFonts w:ascii="Tahoma" w:hAnsi="Tahoma" w:cs="Tahoma"/>
-          <w:bCs/>
-          <w:iCs/>
-          <w:sz w:val="18"/>
-          <w:szCs w:val="18"/>
-        </w:rPr>
-        <w:t>Skills: Java, Angular</w:t>
-      </w:r>
-    </w:p>
-    <w:p>
-      <w:pPr>
-        <w:rPr>
-          <w:rFonts w:ascii="Tahoma" w:hAnsi="Tahoma" w:cs="Tahoma"/>
-          <w:bCs/>
-          <w:iCs/>
-          <w:sz w:val="18"/>
-          <w:szCs w:val="18"/>
-        </w:rPr>
-      </w:pPr>
-      <w:r>
-        <w:rPr>
-          <w:rFonts w:ascii="Tahoma" w:hAnsi="Tahoma" w:cs="Tahoma"/>
-          <w:bCs/>
-          <w:iCs/>
-          <w:sz w:val="18"/>
-          <w:szCs w:val="18"/>
-        </w:rPr>
-        <w:t>- Provide technical leadership to project team and members</w:t>
-      </w:r>
-    </w:p>
-    <w:p>
-      <w:pPr>
-        <w:rPr>
-          <w:rFonts w:ascii="Tahoma" w:hAnsi="Tahoma" w:cs="Tahoma"/>
-          <w:bCs/>
-          <w:iCs/>
-          <w:sz w:val="18"/>
-          <w:szCs w:val="18"/>
-        </w:rPr>
-      </w:pPr>
-      <w:r>
-        <w:rPr>
-          <w:rFonts w:ascii="Tahoma" w:hAnsi="Tahoma" w:cs="Tahoma"/>
-          <w:bCs/>
-          <w:iCs/>
-          <w:sz w:val="18"/>
-          <w:szCs w:val="18"/>
-        </w:rPr>
-        <w:t>- Decide on what technical architecture should be implemented</w:t>
-      </w:r>
-    </w:p>
-    <w:p>
-      <w:pPr>
-        <w:rPr>
-          <w:rFonts w:ascii="Tahoma" w:hAnsi="Tahoma" w:cs="Tahoma"/>
-          <w:bCs/>
-          <w:iCs/>
-          <w:sz w:val="18"/>
-          <w:szCs w:val="18"/>
-        </w:rPr>
-      </w:pPr>
-      <w:r>
-        <w:rPr>
-          <w:rFonts w:ascii="Tahoma" w:hAnsi="Tahoma" w:cs="Tahoma"/>
-          <w:bCs/>
-          <w:iCs/>
-          <w:sz w:val="18"/>
-          <w:szCs w:val="18"/>
-        </w:rPr>
-        <w:t>Define engineering best practices, and monitor code quality</w:t>
       </w:r>
     </w:p>
     <w:p>
@@ -3244,6 +3323,93 @@
               <w:rPr>
                 <w:rFonts w:ascii="Tahoma" w:hAnsi="Tahoma" w:cs="Tahoma"/>
                 <w:color w:val="00B0F0"/>
+                <w:sz w:val="18"/>
+                <w:szCs w:val="18"/>
+              </w:rPr>
+            </w:pPr>
+            <w:r>
+              <w:rPr>
+                <w:rFonts w:ascii="Tahoma" w:hAnsi="Tahoma" w:cs="Tahoma"/>
+                <w:color w:val="0070C0"/>
+                <w:sz w:val="18"/>
+                <w:szCs w:val="18"/>
+              </w:rPr>
+              <w:sym w:font="Wingdings" w:char="F06C"/>
+            </w:r>
+            <w:r>
+              <w:rPr>
+                <w:rFonts w:ascii="Tahoma" w:hAnsi="Tahoma" w:cs="Tahoma"/>
+                <w:color w:val="0070C0"/>
+                <w:sz w:val="18"/>
+                <w:szCs w:val="18"/>
+              </w:rPr>
+              <w:sym w:font="Wingdings" w:char="F06C"/>
+            </w:r>
+            <w:r>
+              <w:rPr>
+                <w:rFonts w:ascii="Tahoma" w:hAnsi="Tahoma" w:cs="Tahoma"/>
+                <w:color w:val="0070C0"/>
+                <w:sz w:val="18"/>
+                <w:szCs w:val="18"/>
+              </w:rPr>
+              <w:sym w:font="Wingdings" w:char="F06C"/>
+            </w:r>
+            <w:r>
+              <w:rPr>
+                <w:rFonts w:ascii="Tahoma" w:hAnsi="Tahoma" w:cs="Tahoma"/>
+                <w:color w:val="0070C0"/>
+                <w:sz w:val="18"/>
+                <w:szCs w:val="18"/>
+              </w:rPr>
+              <w:sym w:font="Wingdings" w:char="F06C"/>
+            </w:r>
+            <w:r>
+              <w:rPr>
+                <w:rFonts w:ascii="Tahoma" w:hAnsi="Tahoma" w:cs="Tahoma"/>
+                <w:color w:val="D9D9D9" w:themeColor="background1" w:themeShade="D9"/>
+                <w:sz w:val="18"/>
+                <w:szCs w:val="18"/>
+              </w:rPr>
+              <w:sym w:font="Wingdings" w:char="F06C"/>
+            </w:r>
+          </w:p>
+        </w:tc>
+      </w:tr>
+      <w:tr>
+        <w:tc>
+          <w:tcPr>
+            <w:tcW w:w="3503" w:type="dxa"/>
+            <w:vAlign w:val="center"/>
+          </w:tcPr>
+          <w:p>
+            <w:pPr>
+              <w:rPr>
+                <w:rFonts w:ascii="Tahoma" w:hAnsi="Tahoma" w:cs="Tahoma"/>
+                <w:sz w:val="18"/>
+                <w:szCs w:val="18"/>
+              </w:rPr>
+            </w:pPr>
+            <w:r>
+              <w:rPr>
+                <w:rFonts w:ascii="Tahoma" w:hAnsi="Tahoma" w:cs="Tahoma"/>
+                <w:sz w:val="18"/>
+                <w:szCs w:val="18"/>
+              </w:rPr>
+              <w:t>People Management</w:t>
+            </w:r>
+          </w:p>
+        </w:tc>
+        <w:tc>
+          <w:tcPr>
+            <w:tcW w:w="1527" w:type="dxa"/>
+            <w:vAlign w:val="center"/>
+          </w:tcPr>
+          <w:p>
+            <w:pPr>
+              <w:jc w:val="center"/>
+              <w:rPr>
+                <w:rFonts w:ascii="Tahoma" w:hAnsi="Tahoma" w:cs="Tahoma"/>
+                <w:color w:val="0070C0"/>
                 <w:sz w:val="18"/>
                 <w:szCs w:val="18"/>
               </w:rPr>

--- a/huynguyen_resume.docx
+++ b/huynguyen_resume.docx
@@ -507,9 +507,95 @@
           <w:sz w:val="18"/>
           <w:szCs w:val="18"/>
         </w:rPr>
-        <w:t xml:space="preserve">Skills: </w:t>
-      </w:r>
-      <w:r>
+        <w:t>Skills: Product Development, Data Mesh Architecture, Iceberg, Spark</w:t>
+      </w:r>
+    </w:p>
+    <w:p>
+      <w:pPr>
+        <w:rPr>
+          <w:rFonts w:ascii="Tahoma" w:hAnsi="Tahoma" w:cs="Tahoma"/>
+          <w:iCs/>
+          <w:sz w:val="18"/>
+          <w:szCs w:val="18"/>
+        </w:rPr>
+      </w:pPr>
+      <w:r>
+        <w:rPr>
+          <w:rFonts w:ascii="Tahoma" w:hAnsi="Tahoma" w:cs="Tahoma"/>
+          <w:iCs/>
+          <w:sz w:val="18"/>
+          <w:szCs w:val="18"/>
+        </w:rPr>
+        <w:t xml:space="preserve">- </w:t>
+      </w:r>
+      <w:r>
+        <w:rPr>
+          <w:rFonts w:ascii="Tahoma" w:hAnsi="Tahoma" w:cs="Tahoma"/>
+          <w:iCs/>
+          <w:sz w:val="18"/>
+          <w:szCs w:val="18"/>
+        </w:rPr>
+        <w:t>Lead and mentor agile team of data engineers towards self-organization and empowerment</w:t>
+      </w:r>
+      <w:r>
+        <w:rPr>
+          <w:rFonts w:ascii="Tahoma" w:hAnsi="Tahoma" w:cs="Tahoma"/>
+          <w:iCs/>
+          <w:sz w:val="18"/>
+          <w:szCs w:val="18"/>
+        </w:rPr>
+        <w:t>.</w:t>
+      </w:r>
+    </w:p>
+    <w:p>
+      <w:pPr>
+        <w:rPr>
+          <w:rFonts w:ascii="Tahoma" w:hAnsi="Tahoma" w:cs="Tahoma"/>
+          <w:iCs/>
+          <w:sz w:val="18"/>
+          <w:szCs w:val="18"/>
+        </w:rPr>
+      </w:pPr>
+      <w:r>
+        <w:rPr>
+          <w:rFonts w:ascii="Tahoma" w:hAnsi="Tahoma" w:cs="Tahoma"/>
+          <w:iCs/>
+          <w:sz w:val="18"/>
+          <w:szCs w:val="18"/>
+        </w:rPr>
+        <w:t xml:space="preserve">- </w:t>
+      </w:r>
+      <w:r>
+        <w:rPr>
+          <w:rFonts w:ascii="Tahoma" w:hAnsi="Tahoma" w:cs="Tahoma"/>
+          <w:iCs/>
+          <w:sz w:val="18"/>
+          <w:szCs w:val="18"/>
+        </w:rPr>
+        <w:t>Ensure proper data model design and feasibility of data products, act as a primary contact for technical aspects of data product</w:t>
+      </w:r>
+      <w:r>
+        <w:rPr>
+          <w:rFonts w:ascii="Tahoma" w:hAnsi="Tahoma" w:cs="Tahoma"/>
+          <w:iCs/>
+          <w:sz w:val="18"/>
+          <w:szCs w:val="18"/>
+        </w:rPr>
+        <w:t>.</w:t>
+      </w:r>
+    </w:p>
+    <w:p>
+      <w:pPr>
+        <w:rPr>
+          <w:rFonts w:ascii="Tahoma" w:hAnsi="Tahoma" w:cs="Tahoma"/>
+          <w:iCs/>
+          <w:sz w:val="18"/>
+          <w:szCs w:val="18"/>
+        </w:rPr>
+      </w:pPr>
+    </w:p>
+    <w:p>
+      <w:pPr>
         <w:rPr>
           <w:rFonts w:ascii="Tahoma" w:hAnsi="Tahoma" w:cs="Tahoma"/>
           <w:bCs/>
@@ -517,102 +603,6 @@
           <w:sz w:val="18"/>
           <w:szCs w:val="18"/>
         </w:rPr>
-        <w:t>Product Development, Data Mesh Architecture, Iceberg, Spark</w:t>
-      </w:r>
-    </w:p>
-    <w:p>
-      <w:pPr>
-        <w:rPr>
-          <w:rFonts w:ascii="Tahoma" w:hAnsi="Tahoma" w:cs="Tahoma"/>
-          <w:iCs/>
-          <w:sz w:val="18"/>
-          <w:szCs w:val="18"/>
-        </w:rPr>
-      </w:pPr>
-      <w:r>
-        <w:rPr>
-          <w:rFonts w:ascii="Tahoma" w:hAnsi="Tahoma" w:cs="Tahoma"/>
-          <w:iCs/>
-          <w:sz w:val="18"/>
-          <w:szCs w:val="18"/>
-        </w:rPr>
-        <w:t xml:space="preserve">- </w:t>
-      </w:r>
-      <w:r>
-        <w:rPr>
-          <w:rFonts w:ascii="Tahoma" w:hAnsi="Tahoma" w:cs="Tahoma"/>
-          <w:iCs/>
-          <w:sz w:val="18"/>
-          <w:szCs w:val="18"/>
-        </w:rPr>
-        <w:t>Lead and mentor agile team of data engineers towards self-organization and empowerment</w:t>
-      </w:r>
-      <w:r>
-        <w:rPr>
-          <w:rFonts w:ascii="Tahoma" w:hAnsi="Tahoma" w:cs="Tahoma"/>
-          <w:iCs/>
-          <w:sz w:val="18"/>
-          <w:szCs w:val="18"/>
-        </w:rPr>
-        <w:t>.</w:t>
-      </w:r>
-    </w:p>
-    <w:p>
-      <w:pPr>
-        <w:rPr>
-          <w:rFonts w:ascii="Tahoma" w:hAnsi="Tahoma" w:cs="Tahoma"/>
-          <w:iCs/>
-          <w:sz w:val="18"/>
-          <w:szCs w:val="18"/>
-        </w:rPr>
-      </w:pPr>
-      <w:r>
-        <w:rPr>
-          <w:rFonts w:ascii="Tahoma" w:hAnsi="Tahoma" w:cs="Tahoma"/>
-          <w:iCs/>
-          <w:sz w:val="18"/>
-          <w:szCs w:val="18"/>
-        </w:rPr>
-        <w:t xml:space="preserve">- </w:t>
-      </w:r>
-      <w:r>
-        <w:rPr>
-          <w:rFonts w:ascii="Tahoma" w:hAnsi="Tahoma" w:cs="Tahoma"/>
-          <w:iCs/>
-          <w:sz w:val="18"/>
-          <w:szCs w:val="18"/>
-        </w:rPr>
-        <w:t>Ensure proper data model design and feasibility of data products, act as a primary contact for technical aspects of data product</w:t>
-      </w:r>
-      <w:r>
-        <w:rPr>
-          <w:rFonts w:ascii="Tahoma" w:hAnsi="Tahoma" w:cs="Tahoma"/>
-          <w:iCs/>
-          <w:sz w:val="18"/>
-          <w:szCs w:val="18"/>
-        </w:rPr>
-        <w:t>.</w:t>
-      </w:r>
-    </w:p>
-    <w:p>
-      <w:pPr>
-        <w:rPr>
-          <w:rFonts w:ascii="Tahoma" w:hAnsi="Tahoma" w:cs="Tahoma"/>
-          <w:iCs/>
-          <w:sz w:val="18"/>
-          <w:szCs w:val="18"/>
-        </w:rPr>
-      </w:pPr>
-    </w:p>
-    <w:p>
-      <w:pPr>
-        <w:rPr>
-          <w:rFonts w:ascii="Tahoma" w:hAnsi="Tahoma" w:cs="Tahoma"/>
-          <w:bCs/>
-          <w:iCs/>
-          <w:sz w:val="18"/>
-          <w:szCs w:val="18"/>
-        </w:rPr>
       </w:pPr>
       <w:r>
         <w:rPr>
@@ -651,7 +641,17 @@
           <w:sz w:val="18"/>
           <w:szCs w:val="18"/>
         </w:rPr>
-        <w:t>04/2024</w:t>
+        <w:t>04/202</w:t>
+      </w:r>
+      <w:r>
+        <w:rPr>
+          <w:rFonts w:ascii="Tahoma" w:hAnsi="Tahoma" w:cs="Tahoma"/>
+          <w:iCs/>
+          <w:color w:val="808080" w:themeColor="background1" w:themeShade="80"/>
+          <w:sz w:val="18"/>
+          <w:szCs w:val="18"/>
+        </w:rPr>
+        <w:t>5</w:t>
       </w:r>
     </w:p>
     <w:p>
@@ -1829,8 +1829,8 @@
         <w:tblLook w:val="04A0" w:firstRow="1" w:lastRow="0" w:firstColumn="1" w:lastColumn="0" w:noHBand="0" w:noVBand="1"/>
       </w:tblPr>
       <w:tblGrid>
-        <w:gridCol w:w="3503"/>
-        <w:gridCol w:w="1527"/>
+        <w:gridCol w:w="4135"/>
+        <w:gridCol w:w="895"/>
       </w:tblGrid>
       <w:tr>
         <w:tc>
@@ -1866,7 +1866,7 @@
       <w:tr>
         <w:tc>
           <w:tcPr>
-            <w:tcW w:w="3503" w:type="dxa"/>
+            <w:tcW w:w="4135" w:type="dxa"/>
             <w:vAlign w:val="center"/>
           </w:tcPr>
           <w:p>
@@ -1913,7 +1913,7 @@
         </w:tc>
         <w:tc>
           <w:tcPr>
-            <w:tcW w:w="1527" w:type="dxa"/>
+            <w:tcW w:w="895" w:type="dxa"/>
             <w:vAlign w:val="center"/>
           </w:tcPr>
           <w:p>
@@ -1977,7 +1977,7 @@
       <w:tr>
         <w:tc>
           <w:tcPr>
-            <w:tcW w:w="3503" w:type="dxa"/>
+            <w:tcW w:w="4135" w:type="dxa"/>
             <w:vAlign w:val="center"/>
           </w:tcPr>
           <w:p>
@@ -2000,7 +2000,7 @@
         </w:tc>
         <w:tc>
           <w:tcPr>
-            <w:tcW w:w="1527" w:type="dxa"/>
+            <w:tcW w:w="895" w:type="dxa"/>
             <w:vAlign w:val="center"/>
           </w:tcPr>
           <w:p>
@@ -2064,7 +2064,7 @@
       <w:tr>
         <w:tc>
           <w:tcPr>
-            <w:tcW w:w="3503" w:type="dxa"/>
+            <w:tcW w:w="4135" w:type="dxa"/>
             <w:vAlign w:val="center"/>
           </w:tcPr>
           <w:p>
@@ -2087,7 +2087,7 @@
         </w:tc>
         <w:tc>
           <w:tcPr>
-            <w:tcW w:w="1527" w:type="dxa"/>
+            <w:tcW w:w="895" w:type="dxa"/>
             <w:vAlign w:val="center"/>
           </w:tcPr>
           <w:p>
@@ -2151,7 +2151,7 @@
       <w:tr>
         <w:tc>
           <w:tcPr>
-            <w:tcW w:w="3503" w:type="dxa"/>
+            <w:tcW w:w="4135" w:type="dxa"/>
             <w:vAlign w:val="center"/>
           </w:tcPr>
           <w:p>
@@ -2174,7 +2174,7 @@
         </w:tc>
         <w:tc>
           <w:tcPr>
-            <w:tcW w:w="1527" w:type="dxa"/>
+            <w:tcW w:w="895" w:type="dxa"/>
             <w:vAlign w:val="center"/>
           </w:tcPr>
           <w:p>
@@ -2238,7 +2238,7 @@
       <w:tr>
         <w:tc>
           <w:tcPr>
-            <w:tcW w:w="3503" w:type="dxa"/>
+            <w:tcW w:w="4135" w:type="dxa"/>
             <w:vAlign w:val="center"/>
           </w:tcPr>
           <w:p>
@@ -2279,7 +2279,7 @@
         </w:tc>
         <w:tc>
           <w:tcPr>
-            <w:tcW w:w="1527" w:type="dxa"/>
+            <w:tcW w:w="895" w:type="dxa"/>
             <w:vAlign w:val="center"/>
           </w:tcPr>
           <w:p>
@@ -2343,7 +2343,7 @@
       <w:tr>
         <w:tc>
           <w:tcPr>
-            <w:tcW w:w="3503" w:type="dxa"/>
+            <w:tcW w:w="4135" w:type="dxa"/>
             <w:vAlign w:val="center"/>
           </w:tcPr>
           <w:p>
@@ -2360,13 +2360,13 @@
                 <w:sz w:val="18"/>
                 <w:szCs w:val="18"/>
               </w:rPr>
-              <w:t>Source Control (Git, SVN)</w:t>
+              <w:t>RDBMS (SQL Server, MySQL, Postgres)</w:t>
             </w:r>
           </w:p>
         </w:tc>
         <w:tc>
           <w:tcPr>
-            <w:tcW w:w="1527" w:type="dxa"/>
+            <w:tcW w:w="895" w:type="dxa"/>
             <w:vAlign w:val="center"/>
           </w:tcPr>
           <w:p>
@@ -2430,7 +2430,7 @@
       <w:tr>
         <w:tc>
           <w:tcPr>
-            <w:tcW w:w="3503" w:type="dxa"/>
+            <w:tcW w:w="4135" w:type="dxa"/>
             <w:vAlign w:val="center"/>
           </w:tcPr>
           <w:p>
@@ -2447,13 +2447,29 @@
                 <w:sz w:val="18"/>
                 <w:szCs w:val="18"/>
               </w:rPr>
-              <w:t>RDBMS (SQL Server, MySQL, Postgres)</w:t>
+              <w:t>NoSQL (</w:t>
+            </w:r>
+            <w:r>
+              <w:rPr>
+                <w:rFonts w:ascii="Tahoma" w:hAnsi="Tahoma" w:cs="Tahoma"/>
+                <w:sz w:val="18"/>
+                <w:szCs w:val="18"/>
+              </w:rPr>
+              <w:t>Hadoop</w:t>
+            </w:r>
+            <w:r>
+              <w:rPr>
+                <w:rFonts w:ascii="Tahoma" w:hAnsi="Tahoma" w:cs="Tahoma"/>
+                <w:sz w:val="18"/>
+                <w:szCs w:val="18"/>
+              </w:rPr>
+              <w:t>, MongoDB, Elasticsearch)</w:t>
             </w:r>
           </w:p>
         </w:tc>
         <w:tc>
           <w:tcPr>
-            <w:tcW w:w="1527" w:type="dxa"/>
+            <w:tcW w:w="895" w:type="dxa"/>
             <w:vAlign w:val="center"/>
           </w:tcPr>
           <w:p>
@@ -2496,7 +2512,7 @@
             <w:r>
               <w:rPr>
                 <w:rFonts w:ascii="Tahoma" w:hAnsi="Tahoma" w:cs="Tahoma"/>
-                <w:color w:val="0070C0"/>
+                <w:color w:val="D9D9D9" w:themeColor="background1" w:themeShade="D9"/>
                 <w:sz w:val="18"/>
                 <w:szCs w:val="18"/>
               </w:rPr>
@@ -2517,7 +2533,7 @@
       <w:tr>
         <w:tc>
           <w:tcPr>
-            <w:tcW w:w="3503" w:type="dxa"/>
+            <w:tcW w:w="4135" w:type="dxa"/>
             <w:vAlign w:val="center"/>
           </w:tcPr>
           <w:p>
@@ -2534,13 +2550,13 @@
                 <w:sz w:val="18"/>
                 <w:szCs w:val="18"/>
               </w:rPr>
-              <w:t>NoSQL (Cassandra, MongoDB, Elasticsearch)</w:t>
+              <w:t>Jenkins, Docker, Kubernetes</w:t>
             </w:r>
           </w:p>
         </w:tc>
         <w:tc>
           <w:tcPr>
-            <w:tcW w:w="1527" w:type="dxa"/>
+            <w:tcW w:w="895" w:type="dxa"/>
             <w:vAlign w:val="center"/>
           </w:tcPr>
           <w:p>
@@ -2574,7 +2590,7 @@
             <w:r>
               <w:rPr>
                 <w:rFonts w:ascii="Tahoma" w:hAnsi="Tahoma" w:cs="Tahoma"/>
-                <w:color w:val="0070C0"/>
+                <w:color w:val="D9D9D9" w:themeColor="background1" w:themeShade="D9"/>
                 <w:sz w:val="18"/>
                 <w:szCs w:val="18"/>
               </w:rPr>
@@ -2604,7 +2620,7 @@
       <w:tr>
         <w:tc>
           <w:tcPr>
-            <w:tcW w:w="3503" w:type="dxa"/>
+            <w:tcW w:w="4135" w:type="dxa"/>
             <w:vAlign w:val="center"/>
           </w:tcPr>
           <w:p>
@@ -2621,13 +2637,31 @@
                 <w:sz w:val="18"/>
                 <w:szCs w:val="18"/>
               </w:rPr>
-              <w:t>Jenkins, Docker, Kubernetes</w:t>
-            </w:r>
+              <w:t xml:space="preserve">GCP, </w:t>
+            </w:r>
+            <w:r>
+              <w:rPr>
+                <w:rFonts w:ascii="Tahoma" w:hAnsi="Tahoma" w:cs="Tahoma"/>
+                <w:sz w:val="18"/>
+                <w:szCs w:val="18"/>
+              </w:rPr>
+              <w:t xml:space="preserve">Google </w:t>
+            </w:r>
+            <w:proofErr w:type="spellStart"/>
+            <w:r>
+              <w:rPr>
+                <w:rFonts w:ascii="Tahoma" w:hAnsi="Tahoma" w:cs="Tahoma"/>
+                <w:sz w:val="18"/>
+                <w:szCs w:val="18"/>
+              </w:rPr>
+              <w:t>BigQuery</w:t>
+            </w:r>
+            <w:proofErr w:type="spellEnd"/>
           </w:p>
         </w:tc>
         <w:tc>
           <w:tcPr>
-            <w:tcW w:w="1527" w:type="dxa"/>
+            <w:tcW w:w="895" w:type="dxa"/>
             <w:vAlign w:val="center"/>
           </w:tcPr>
           <w:p>
@@ -2635,7 +2669,7 @@
               <w:jc w:val="center"/>
               <w:rPr>
                 <w:rFonts w:ascii="Tahoma" w:hAnsi="Tahoma" w:cs="Tahoma"/>
-                <w:color w:val="00B0F0"/>
+                <w:color w:val="0070C0"/>
                 <w:sz w:val="18"/>
                 <w:szCs w:val="18"/>
               </w:rPr>
@@ -2653,198 +2687,6 @@
               <w:rPr>
                 <w:rFonts w:ascii="Tahoma" w:hAnsi="Tahoma" w:cs="Tahoma"/>
                 <w:color w:val="0070C0"/>
-                <w:sz w:val="18"/>
-                <w:szCs w:val="18"/>
-              </w:rPr>
-              <w:sym w:font="Wingdings" w:char="F06C"/>
-            </w:r>
-            <w:r>
-              <w:rPr>
-                <w:rFonts w:ascii="Tahoma" w:hAnsi="Tahoma" w:cs="Tahoma"/>
-                <w:color w:val="D9D9D9" w:themeColor="background1" w:themeShade="D9"/>
-                <w:sz w:val="18"/>
-                <w:szCs w:val="18"/>
-              </w:rPr>
-              <w:sym w:font="Wingdings" w:char="F06C"/>
-            </w:r>
-            <w:r>
-              <w:rPr>
-                <w:rFonts w:ascii="Tahoma" w:hAnsi="Tahoma" w:cs="Tahoma"/>
-                <w:color w:val="D9D9D9" w:themeColor="background1" w:themeShade="D9"/>
-                <w:sz w:val="18"/>
-                <w:szCs w:val="18"/>
-              </w:rPr>
-              <w:sym w:font="Wingdings" w:char="F06C"/>
-            </w:r>
-            <w:r>
-              <w:rPr>
-                <w:rFonts w:ascii="Tahoma" w:hAnsi="Tahoma" w:cs="Tahoma"/>
-                <w:color w:val="D9D9D9" w:themeColor="background1" w:themeShade="D9"/>
-                <w:sz w:val="18"/>
-                <w:szCs w:val="18"/>
-              </w:rPr>
-              <w:sym w:font="Wingdings" w:char="F06C"/>
-            </w:r>
-          </w:p>
-        </w:tc>
-      </w:tr>
-      <w:tr>
-        <w:tc>
-          <w:tcPr>
-            <w:tcW w:w="3503" w:type="dxa"/>
-            <w:vAlign w:val="center"/>
-          </w:tcPr>
-          <w:p>
-            <w:pPr>
-              <w:rPr>
-                <w:rFonts w:ascii="Tahoma" w:hAnsi="Tahoma" w:cs="Tahoma"/>
-                <w:sz w:val="18"/>
-                <w:szCs w:val="18"/>
-              </w:rPr>
-            </w:pPr>
-            <w:r>
-              <w:rPr>
-                <w:rFonts w:ascii="Tahoma" w:hAnsi="Tahoma" w:cs="Tahoma"/>
-                <w:sz w:val="18"/>
-                <w:szCs w:val="18"/>
-              </w:rPr>
-              <w:t xml:space="preserve">GCP, </w:t>
-            </w:r>
-            <w:r>
-              <w:rPr>
-                <w:rFonts w:ascii="Tahoma" w:hAnsi="Tahoma" w:cs="Tahoma"/>
-                <w:sz w:val="18"/>
-                <w:szCs w:val="18"/>
-              </w:rPr>
-              <w:t xml:space="preserve">Google </w:t>
-            </w:r>
-            <w:proofErr w:type="spellStart"/>
-            <w:r>
-              <w:rPr>
-                <w:rFonts w:ascii="Tahoma" w:hAnsi="Tahoma" w:cs="Tahoma"/>
-                <w:sz w:val="18"/>
-                <w:szCs w:val="18"/>
-              </w:rPr>
-              <w:t>BigQuery</w:t>
-            </w:r>
-            <w:proofErr w:type="spellEnd"/>
-          </w:p>
-        </w:tc>
-        <w:tc>
-          <w:tcPr>
-            <w:tcW w:w="1527" w:type="dxa"/>
-            <w:vAlign w:val="center"/>
-          </w:tcPr>
-          <w:p>
-            <w:pPr>
-              <w:jc w:val="center"/>
-              <w:rPr>
-                <w:rFonts w:ascii="Tahoma" w:hAnsi="Tahoma" w:cs="Tahoma"/>
-                <w:color w:val="0070C0"/>
-                <w:sz w:val="18"/>
-                <w:szCs w:val="18"/>
-              </w:rPr>
-            </w:pPr>
-            <w:r>
-              <w:rPr>
-                <w:rFonts w:ascii="Tahoma" w:hAnsi="Tahoma" w:cs="Tahoma"/>
-                <w:color w:val="0070C0"/>
-                <w:sz w:val="18"/>
-                <w:szCs w:val="18"/>
-              </w:rPr>
-              <w:sym w:font="Wingdings" w:char="F06C"/>
-            </w:r>
-            <w:r>
-              <w:rPr>
-                <w:rFonts w:ascii="Tahoma" w:hAnsi="Tahoma" w:cs="Tahoma"/>
-                <w:color w:val="0070C0"/>
-                <w:sz w:val="18"/>
-                <w:szCs w:val="18"/>
-              </w:rPr>
-              <w:sym w:font="Wingdings" w:char="F06C"/>
-            </w:r>
-            <w:r>
-              <w:rPr>
-                <w:rFonts w:ascii="Tahoma" w:hAnsi="Tahoma" w:cs="Tahoma"/>
-                <w:color w:val="D9D9D9" w:themeColor="background1" w:themeShade="D9"/>
-                <w:sz w:val="18"/>
-                <w:szCs w:val="18"/>
-              </w:rPr>
-              <w:sym w:font="Wingdings" w:char="F06C"/>
-            </w:r>
-            <w:r>
-              <w:rPr>
-                <w:rFonts w:ascii="Tahoma" w:hAnsi="Tahoma" w:cs="Tahoma"/>
-                <w:color w:val="D9D9D9" w:themeColor="background1" w:themeShade="D9"/>
-                <w:sz w:val="18"/>
-                <w:szCs w:val="18"/>
-              </w:rPr>
-              <w:sym w:font="Wingdings" w:char="F06C"/>
-            </w:r>
-            <w:r>
-              <w:rPr>
-                <w:rFonts w:ascii="Tahoma" w:hAnsi="Tahoma" w:cs="Tahoma"/>
-                <w:color w:val="D9D9D9" w:themeColor="background1" w:themeShade="D9"/>
-                <w:sz w:val="18"/>
-                <w:szCs w:val="18"/>
-              </w:rPr>
-              <w:sym w:font="Wingdings" w:char="F06C"/>
-            </w:r>
-          </w:p>
-        </w:tc>
-      </w:tr>
-      <w:tr>
-        <w:tc>
-          <w:tcPr>
-            <w:tcW w:w="3503" w:type="dxa"/>
-            <w:vAlign w:val="center"/>
-          </w:tcPr>
-          <w:p>
-            <w:pPr>
-              <w:rPr>
-                <w:rFonts w:ascii="Tahoma" w:hAnsi="Tahoma" w:cs="Tahoma"/>
-                <w:sz w:val="18"/>
-                <w:szCs w:val="18"/>
-              </w:rPr>
-            </w:pPr>
-            <w:r>
-              <w:rPr>
-                <w:rFonts w:ascii="Tahoma" w:hAnsi="Tahoma" w:cs="Tahoma"/>
-                <w:sz w:val="18"/>
-                <w:szCs w:val="18"/>
-              </w:rPr>
-              <w:t>Tableau</w:t>
-            </w:r>
-          </w:p>
-        </w:tc>
-        <w:tc>
-          <w:tcPr>
-            <w:tcW w:w="1527" w:type="dxa"/>
-            <w:vAlign w:val="center"/>
-          </w:tcPr>
-          <w:p>
-            <w:pPr>
-              <w:jc w:val="center"/>
-              <w:rPr>
-                <w:rFonts w:ascii="Tahoma" w:hAnsi="Tahoma" w:cs="Tahoma"/>
-                <w:color w:val="0070C0"/>
-                <w:sz w:val="18"/>
-                <w:szCs w:val="18"/>
-              </w:rPr>
-            </w:pPr>
-            <w:r>
-              <w:rPr>
-                <w:rFonts w:ascii="Tahoma" w:hAnsi="Tahoma" w:cs="Tahoma"/>
-                <w:color w:val="0070C0"/>
-                <w:sz w:val="18"/>
-                <w:szCs w:val="18"/>
-              </w:rPr>
-              <w:sym w:font="Wingdings" w:char="F06C"/>
-            </w:r>
-            <w:r>
-              <w:rPr>
-                <w:rFonts w:ascii="Tahoma" w:hAnsi="Tahoma" w:cs="Tahoma"/>
-                <w:color w:val="D9D9D9" w:themeColor="background1" w:themeShade="D9"/>
                 <w:sz w:val="18"/>
                 <w:szCs w:val="18"/>
               </w:rPr>
@@ -2914,7 +2756,7 @@
       <w:tr>
         <w:tc>
           <w:tcPr>
-            <w:tcW w:w="3503" w:type="dxa"/>
+            <w:tcW w:w="4135" w:type="dxa"/>
             <w:vAlign w:val="center"/>
           </w:tcPr>
           <w:p>
@@ -2937,7 +2779,7 @@
         </w:tc>
         <w:tc>
           <w:tcPr>
-            <w:tcW w:w="1527" w:type="dxa"/>
+            <w:tcW w:w="895" w:type="dxa"/>
             <w:vAlign w:val="center"/>
           </w:tcPr>
           <w:p>
@@ -3000,7 +2842,7 @@
       <w:tr>
         <w:tc>
           <w:tcPr>
-            <w:tcW w:w="3503" w:type="dxa"/>
+            <w:tcW w:w="4135" w:type="dxa"/>
             <w:vAlign w:val="center"/>
           </w:tcPr>
           <w:p>
@@ -3023,7 +2865,7 @@
         </w:tc>
         <w:tc>
           <w:tcPr>
-            <w:tcW w:w="1527" w:type="dxa"/>
+            <w:tcW w:w="895" w:type="dxa"/>
             <w:vAlign w:val="center"/>
           </w:tcPr>
           <w:p>
@@ -3117,7 +2959,7 @@
       <w:tr>
         <w:tc>
           <w:tcPr>
-            <w:tcW w:w="3503" w:type="dxa"/>
+            <w:tcW w:w="4135" w:type="dxa"/>
             <w:vAlign w:val="center"/>
           </w:tcPr>
           <w:p>
@@ -3140,7 +2982,7 @@
         </w:tc>
         <w:tc>
           <w:tcPr>
-            <w:tcW w:w="1527" w:type="dxa"/>
+            <w:tcW w:w="895" w:type="dxa"/>
             <w:vAlign w:val="center"/>
           </w:tcPr>
           <w:p>
@@ -3204,7 +3046,7 @@
       <w:tr>
         <w:tc>
           <w:tcPr>
-            <w:tcW w:w="3503" w:type="dxa"/>
+            <w:tcW w:w="4135" w:type="dxa"/>
             <w:vAlign w:val="center"/>
           </w:tcPr>
           <w:p>
@@ -3227,7 +3069,7 @@
         </w:tc>
         <w:tc>
           <w:tcPr>
-            <w:tcW w:w="1527" w:type="dxa"/>
+            <w:tcW w:w="895" w:type="dxa"/>
             <w:vAlign w:val="center"/>
           </w:tcPr>
           <w:p>
@@ -3291,7 +3133,7 @@
       <w:tr>
         <w:tc>
           <w:tcPr>
-            <w:tcW w:w="3503" w:type="dxa"/>
+            <w:tcW w:w="4135" w:type="dxa"/>
             <w:vAlign w:val="center"/>
           </w:tcPr>
           <w:p>
@@ -3314,7 +3156,7 @@
         </w:tc>
         <w:tc>
           <w:tcPr>
-            <w:tcW w:w="1527" w:type="dxa"/>
+            <w:tcW w:w="895" w:type="dxa"/>
             <w:vAlign w:val="center"/>
           </w:tcPr>
           <w:p>
@@ -3378,7 +3220,7 @@
       <w:tr>
         <w:tc>
           <w:tcPr>
-            <w:tcW w:w="3503" w:type="dxa"/>
+            <w:tcW w:w="4135" w:type="dxa"/>
             <w:vAlign w:val="center"/>
           </w:tcPr>
           <w:p>
@@ -3401,7 +3243,7 @@
         </w:tc>
         <w:tc>
           <w:tcPr>
-            <w:tcW w:w="1527" w:type="dxa"/>
+            <w:tcW w:w="895" w:type="dxa"/>
             <w:vAlign w:val="center"/>
           </w:tcPr>
           <w:p>
@@ -3465,7 +3307,7 @@
       <w:tr>
         <w:tc>
           <w:tcPr>
-            <w:tcW w:w="3503" w:type="dxa"/>
+            <w:tcW w:w="4135" w:type="dxa"/>
             <w:vAlign w:val="center"/>
           </w:tcPr>
           <w:p>
@@ -3488,7 +3330,7 @@
         </w:tc>
         <w:tc>
           <w:tcPr>
-            <w:tcW w:w="1527" w:type="dxa"/>
+            <w:tcW w:w="895" w:type="dxa"/>
             <w:vAlign w:val="center"/>
           </w:tcPr>
           <w:p>
@@ -3552,7 +3394,7 @@
       <w:tr>
         <w:tc>
           <w:tcPr>
-            <w:tcW w:w="3503" w:type="dxa"/>
+            <w:tcW w:w="4135" w:type="dxa"/>
             <w:vAlign w:val="center"/>
           </w:tcPr>
           <w:p>
@@ -3569,13 +3411,13 @@
                 <w:sz w:val="18"/>
                 <w:szCs w:val="18"/>
               </w:rPr>
-              <w:t>Negotiation</w:t>
+              <w:t>Presentation</w:t>
             </w:r>
           </w:p>
         </w:tc>
         <w:tc>
           <w:tcPr>
-            <w:tcW w:w="1527" w:type="dxa"/>
+            <w:tcW w:w="895" w:type="dxa"/>
             <w:vAlign w:val="center"/>
           </w:tcPr>
           <w:p>
@@ -3583,7 +3425,7 @@
               <w:jc w:val="center"/>
               <w:rPr>
                 <w:rFonts w:ascii="Tahoma" w:hAnsi="Tahoma" w:cs="Tahoma"/>
-                <w:color w:val="84BD00"/>
+                <w:color w:val="00B0F0"/>
                 <w:sz w:val="18"/>
                 <w:szCs w:val="18"/>
               </w:rPr>
@@ -3639,7 +3481,7 @@
       <w:tr>
         <w:tc>
           <w:tcPr>
-            <w:tcW w:w="3503" w:type="dxa"/>
+            <w:tcW w:w="4135" w:type="dxa"/>
             <w:vAlign w:val="center"/>
           </w:tcPr>
           <w:p>
@@ -3656,13 +3498,13 @@
                 <w:sz w:val="18"/>
                 <w:szCs w:val="18"/>
               </w:rPr>
-              <w:t>Critical Thinking</w:t>
+              <w:t>Communication</w:t>
             </w:r>
           </w:p>
         </w:tc>
         <w:tc>
           <w:tcPr>
-            <w:tcW w:w="1527" w:type="dxa"/>
+            <w:tcW w:w="895" w:type="dxa"/>
             <w:vAlign w:val="center"/>
           </w:tcPr>
           <w:p>
@@ -3670,7 +3512,6 @@
               <w:jc w:val="center"/>
               <w:rPr>
                 <w:rFonts w:ascii="Tahoma" w:hAnsi="Tahoma" w:cs="Tahoma"/>
-                <w:color w:val="84BD00"/>
                 <w:sz w:val="18"/>
                 <w:szCs w:val="18"/>
               </w:rPr>
@@ -3726,7 +3567,7 @@
       <w:tr>
         <w:tc>
           <w:tcPr>
-            <w:tcW w:w="3503" w:type="dxa"/>
+            <w:tcW w:w="4135" w:type="dxa"/>
             <w:vAlign w:val="center"/>
           </w:tcPr>
           <w:p>
@@ -3743,186 +3584,13 @@
                 <w:sz w:val="18"/>
                 <w:szCs w:val="18"/>
               </w:rPr>
-              <w:t>Presentation</w:t>
+              <w:t>Customer requirement analysis</w:t>
             </w:r>
           </w:p>
         </w:tc>
         <w:tc>
           <w:tcPr>
-            <w:tcW w:w="1527" w:type="dxa"/>
-            <w:vAlign w:val="center"/>
-          </w:tcPr>
-          <w:p>
-            <w:pPr>
-              <w:jc w:val="center"/>
-              <w:rPr>
-                <w:rFonts w:ascii="Tahoma" w:hAnsi="Tahoma" w:cs="Tahoma"/>
-                <w:color w:val="00B0F0"/>
-                <w:sz w:val="18"/>
-                <w:szCs w:val="18"/>
-              </w:rPr>
-            </w:pPr>
-            <w:r>
-              <w:rPr>
-                <w:rFonts w:ascii="Tahoma" w:hAnsi="Tahoma" w:cs="Tahoma"/>
-                <w:color w:val="0070C0"/>
-                <w:sz w:val="18"/>
-                <w:szCs w:val="18"/>
-              </w:rPr>
-              <w:sym w:font="Wingdings" w:char="F06C"/>
-            </w:r>
-            <w:r>
-              <w:rPr>
-                <w:rFonts w:ascii="Tahoma" w:hAnsi="Tahoma" w:cs="Tahoma"/>
-                <w:color w:val="0070C0"/>
-                <w:sz w:val="18"/>
-                <w:szCs w:val="18"/>
-              </w:rPr>
-              <w:sym w:font="Wingdings" w:char="F06C"/>
-            </w:r>
-            <w:r>
-              <w:rPr>
-                <w:rFonts w:ascii="Tahoma" w:hAnsi="Tahoma" w:cs="Tahoma"/>
-                <w:color w:val="0070C0"/>
-                <w:sz w:val="18"/>
-                <w:szCs w:val="18"/>
-              </w:rPr>
-              <w:sym w:font="Wingdings" w:char="F06C"/>
-            </w:r>
-            <w:r>
-              <w:rPr>
-                <w:rFonts w:ascii="Tahoma" w:hAnsi="Tahoma" w:cs="Tahoma"/>
-                <w:color w:val="D9D9D9" w:themeColor="background1" w:themeShade="D9"/>
-                <w:sz w:val="18"/>
-                <w:szCs w:val="18"/>
-              </w:rPr>
-              <w:sym w:font="Wingdings" w:char="F06C"/>
-            </w:r>
-            <w:r>
-              <w:rPr>
-                <w:rFonts w:ascii="Tahoma" w:hAnsi="Tahoma" w:cs="Tahoma"/>
-                <w:color w:val="D9D9D9" w:themeColor="background1" w:themeShade="D9"/>
-                <w:sz w:val="18"/>
-                <w:szCs w:val="18"/>
-              </w:rPr>
-              <w:sym w:font="Wingdings" w:char="F06C"/>
-            </w:r>
-          </w:p>
-        </w:tc>
-      </w:tr>
-      <w:tr>
-        <w:tc>
-          <w:tcPr>
-            <w:tcW w:w="3503" w:type="dxa"/>
-            <w:vAlign w:val="center"/>
-          </w:tcPr>
-          <w:p>
-            <w:pPr>
-              <w:rPr>
-                <w:rFonts w:ascii="Tahoma" w:hAnsi="Tahoma" w:cs="Tahoma"/>
-                <w:sz w:val="18"/>
-                <w:szCs w:val="18"/>
-              </w:rPr>
-            </w:pPr>
-            <w:r>
-              <w:rPr>
-                <w:rFonts w:ascii="Tahoma" w:hAnsi="Tahoma" w:cs="Tahoma"/>
-                <w:sz w:val="18"/>
-                <w:szCs w:val="18"/>
-              </w:rPr>
-              <w:t>Communication</w:t>
-            </w:r>
-          </w:p>
-        </w:tc>
-        <w:tc>
-          <w:tcPr>
-            <w:tcW w:w="1527" w:type="dxa"/>
-            <w:vAlign w:val="center"/>
-          </w:tcPr>
-          <w:p>
-            <w:pPr>
-              <w:jc w:val="center"/>
-              <w:rPr>
-                <w:rFonts w:ascii="Tahoma" w:hAnsi="Tahoma" w:cs="Tahoma"/>
-                <w:sz w:val="18"/>
-                <w:szCs w:val="18"/>
-              </w:rPr>
-            </w:pPr>
-            <w:r>
-              <w:rPr>
-                <w:rFonts w:ascii="Tahoma" w:hAnsi="Tahoma" w:cs="Tahoma"/>
-                <w:color w:val="0070C0"/>
-                <w:sz w:val="18"/>
-                <w:szCs w:val="18"/>
-              </w:rPr>
-              <w:sym w:font="Wingdings" w:char="F06C"/>
-            </w:r>
-            <w:r>
-              <w:rPr>
-                <w:rFonts w:ascii="Tahoma" w:hAnsi="Tahoma" w:cs="Tahoma"/>
-                <w:color w:val="0070C0"/>
-                <w:sz w:val="18"/>
-                <w:szCs w:val="18"/>
-              </w:rPr>
-              <w:sym w:font="Wingdings" w:char="F06C"/>
-            </w:r>
-            <w:r>
-              <w:rPr>
-                <w:rFonts w:ascii="Tahoma" w:hAnsi="Tahoma" w:cs="Tahoma"/>
-                <w:color w:val="0070C0"/>
-                <w:sz w:val="18"/>
-                <w:szCs w:val="18"/>
-              </w:rPr>
-              <w:sym w:font="Wingdings" w:char="F06C"/>
-            </w:r>
-            <w:r>
-              <w:rPr>
-                <w:rFonts w:ascii="Tahoma" w:hAnsi="Tahoma" w:cs="Tahoma"/>
-                <w:color w:val="D9D9D9" w:themeColor="background1" w:themeShade="D9"/>
-                <w:sz w:val="18"/>
-                <w:szCs w:val="18"/>
-              </w:rPr>
-              <w:sym w:font="Wingdings" w:char="F06C"/>
-            </w:r>
-            <w:r>
-              <w:rPr>
-                <w:rFonts w:ascii="Tahoma" w:hAnsi="Tahoma" w:cs="Tahoma"/>
-                <w:color w:val="D9D9D9" w:themeColor="background1" w:themeShade="D9"/>
-                <w:sz w:val="18"/>
-                <w:szCs w:val="18"/>
-              </w:rPr>
-              <w:sym w:font="Wingdings" w:char="F06C"/>
-            </w:r>
-          </w:p>
-        </w:tc>
-      </w:tr>
-      <w:tr>
-        <w:tc>
-          <w:tcPr>
-            <w:tcW w:w="3503" w:type="dxa"/>
-            <w:vAlign w:val="center"/>
-          </w:tcPr>
-          <w:p>
-            <w:pPr>
-              <w:rPr>
-                <w:rFonts w:ascii="Tahoma" w:hAnsi="Tahoma" w:cs="Tahoma"/>
-                <w:sz w:val="18"/>
-                <w:szCs w:val="18"/>
-              </w:rPr>
-            </w:pPr>
-            <w:r>
-              <w:rPr>
-                <w:rFonts w:ascii="Tahoma" w:hAnsi="Tahoma" w:cs="Tahoma"/>
-                <w:sz w:val="18"/>
-                <w:szCs w:val="18"/>
-              </w:rPr>
-              <w:t>Customer requirement analysis</w:t>
-            </w:r>
-          </w:p>
-        </w:tc>
-        <w:tc>
-          <w:tcPr>
-            <w:tcW w:w="1527" w:type="dxa"/>
+            <w:tcW w:w="895" w:type="dxa"/>
             <w:vAlign w:val="center"/>
           </w:tcPr>
           <w:p>
@@ -4017,7 +3685,7 @@
       <w:tr>
         <w:tc>
           <w:tcPr>
-            <w:tcW w:w="3503" w:type="dxa"/>
+            <w:tcW w:w="4135" w:type="dxa"/>
             <w:vAlign w:val="center"/>
           </w:tcPr>
           <w:p>
@@ -4040,7 +3708,7 @@
         </w:tc>
         <w:tc>
           <w:tcPr>
-            <w:tcW w:w="1527" w:type="dxa"/>
+            <w:tcW w:w="895" w:type="dxa"/>
             <w:vAlign w:val="center"/>
           </w:tcPr>
           <w:p>
@@ -4082,7 +3750,7 @@
             <w:r>
               <w:rPr>
                 <w:rFonts w:ascii="Tahoma" w:hAnsi="Tahoma" w:cs="Tahoma"/>
-                <w:color w:val="0070C0"/>
+                <w:color w:val="D9D9D9" w:themeColor="background1" w:themeShade="D9"/>
                 <w:sz w:val="18"/>
                 <w:szCs w:val="18"/>
               </w:rPr>
@@ -4103,7 +3771,7 @@
       <w:tr>
         <w:tc>
           <w:tcPr>
-            <w:tcW w:w="3503" w:type="dxa"/>
+            <w:tcW w:w="4135" w:type="dxa"/>
             <w:vAlign w:val="center"/>
           </w:tcPr>
           <w:p>
@@ -4126,7 +3794,7 @@
         </w:tc>
         <w:tc>
           <w:tcPr>
-            <w:tcW w:w="1527" w:type="dxa"/>
+            <w:tcW w:w="895" w:type="dxa"/>
             <w:vAlign w:val="center"/>
           </w:tcPr>
           <w:p>
@@ -4169,7 +3837,7 @@
             <w:r>
               <w:rPr>
                 <w:rFonts w:ascii="Tahoma" w:hAnsi="Tahoma" w:cs="Tahoma"/>
-                <w:color w:val="0070C0"/>
+                <w:color w:val="D9D9D9" w:themeColor="background1" w:themeShade="D9"/>
                 <w:sz w:val="18"/>
                 <w:szCs w:val="18"/>
               </w:rPr>
@@ -4190,7 +3858,7 @@
       <w:tr>
         <w:tc>
           <w:tcPr>
-            <w:tcW w:w="3503" w:type="dxa"/>
+            <w:tcW w:w="4135" w:type="dxa"/>
             <w:vAlign w:val="center"/>
           </w:tcPr>
           <w:p>
@@ -4213,7 +3881,7 @@
         </w:tc>
         <w:tc>
           <w:tcPr>
-            <w:tcW w:w="1527" w:type="dxa"/>
+            <w:tcW w:w="895" w:type="dxa"/>
             <w:vAlign w:val="center"/>
           </w:tcPr>
           <w:p>
@@ -4247,7 +3915,7 @@
             <w:r>
               <w:rPr>
                 <w:rFonts w:ascii="Tahoma" w:hAnsi="Tahoma" w:cs="Tahoma"/>
-                <w:color w:val="0070C0"/>
+                <w:color w:val="D9D9D9" w:themeColor="background1" w:themeShade="D9"/>
                 <w:sz w:val="18"/>
                 <w:szCs w:val="18"/>
               </w:rPr>
@@ -4277,7 +3945,7 @@
       <w:tr>
         <w:tc>
           <w:tcPr>
-            <w:tcW w:w="3503" w:type="dxa"/>
+            <w:tcW w:w="4135" w:type="dxa"/>
             <w:vAlign w:val="center"/>
           </w:tcPr>
           <w:p>
@@ -4300,7 +3968,7 @@
         </w:tc>
         <w:tc>
           <w:tcPr>
-            <w:tcW w:w="1527" w:type="dxa"/>
+            <w:tcW w:w="895" w:type="dxa"/>
             <w:vAlign w:val="center"/>
           </w:tcPr>
           <w:p>
@@ -4333,7 +4001,7 @@
             <w:r>
               <w:rPr>
                 <w:rFonts w:ascii="Tahoma" w:hAnsi="Tahoma" w:cs="Tahoma"/>
-                <w:color w:val="0070C0"/>
+                <w:color w:val="D9D9D9" w:themeColor="background1" w:themeShade="D9"/>
                 <w:sz w:val="18"/>
                 <w:szCs w:val="18"/>
               </w:rPr>
